--- a/制造中台(PLS)_应用安全检测报告.docx
+++ b/制造中台(PLS)_应用安全检测报告.docx
@@ -861,7 +861,7 @@
         <w:rPr>
           <w:i w:val="0"/>
         </w:rPr>
-        <w:t>本次安全检测共完成 55 项检测内容，共计发现 15 个安全风险，其中高危风险 2 个、中危风险 13 个、低危风险 0 个（判定为“不符合”）。另有“符合” 19 项、“未测试” 20 项、“不涉及” 1 项。</w:t>
+        <w:t>本次安全检测共完成 55 项检测内容，共计发现 23 个安全风险，其中高危风险 2 个、中危风险 21 个、低危风险 0 个（判定为“不符合”）。另有“符合” 30 项、“未测试” 0 项、“不涉及” 2 项。</w:t>
       </w:r>
     </w:p>
     <w:p>
@@ -869,7 +869,7 @@
         <w:rPr>
           <w:i w:val="0"/>
         </w:rPr>
-        <w:t>“未测试” 20 项系因测试条件受限（如缺少对照账号、生产环境非破坏性约束、经隧道无法验证等）无法完成验证，据实标记并说明原因；“不涉及” 1 项系统不涉及对应功能场景。</w:t>
+        <w:t>“未测试” 0 项系因测试条件受限（如缺少对照账号、生产环境非破坏性约束、经隧道无法验证等）无法完成验证，据实标记并说明原因；“不涉及” 2 项系统不涉及对应功能场景。</w:t>
       </w:r>
     </w:p>
     <w:p>
@@ -1032,6 +1032,60 @@
           </w:tcPr>
           <w:p>
             <w:r>
+              <w:t>3.3.1</w:t>
+            </w:r>
+          </w:p>
+        </w:tc>
+        <w:tc>
+          <w:tcPr>
+            <w:tcW w:type="dxa" w:w="1728"/>
+          </w:tcPr>
+          <w:p>
+            <w:r>
+              <w:t>前端JS库软件版本安全测试</w:t>
+            </w:r>
+          </w:p>
+        </w:tc>
+        <w:tc>
+          <w:tcPr>
+            <w:tcW w:type="dxa" w:w="1728"/>
+          </w:tcPr>
+          <w:p>
+            <w:r>
+              <w:rPr>
+                <w:b/>
+                <w:color w:val="E36C09"/>
+              </w:rPr>
+              <w:t>中</w:t>
+            </w:r>
+          </w:p>
+        </w:tc>
+        <w:tc>
+          <w:tcPr>
+            <w:tcW w:type="dxa" w:w="1728"/>
+          </w:tcPr>
+          <w:p>
+            <w:r/>
+          </w:p>
+        </w:tc>
+      </w:tr>
+      <w:tr>
+        <w:tc>
+          <w:tcPr>
+            <w:tcW w:type="dxa" w:w="1728"/>
+          </w:tcPr>
+          <w:p>
+            <w:r>
+              <w:t>3</w:t>
+            </w:r>
+          </w:p>
+        </w:tc>
+        <w:tc>
+          <w:tcPr>
+            <w:tcW w:type="dxa" w:w="1728"/>
+          </w:tcPr>
+          <w:p>
+            <w:r>
               <w:t>3.4.1</w:t>
             </w:r>
           </w:p>
@@ -1076,7 +1130,7 @@
           </w:tcPr>
           <w:p>
             <w:r>
-              <w:t>3</w:t>
+              <w:t>4</w:t>
             </w:r>
           </w:p>
         </w:tc>
@@ -1130,7 +1184,7 @@
           </w:tcPr>
           <w:p>
             <w:r>
-              <w:t>4</w:t>
+              <w:t>5</w:t>
             </w:r>
           </w:p>
         </w:tc>
@@ -1184,7 +1238,7 @@
           </w:tcPr>
           <w:p>
             <w:r>
-              <w:t>5</w:t>
+              <w:t>6</w:t>
             </w:r>
           </w:p>
         </w:tc>
@@ -1194,6 +1248,114 @@
           </w:tcPr>
           <w:p>
             <w:r>
+              <w:t>3.5.3</w:t>
+            </w:r>
+          </w:p>
+        </w:tc>
+        <w:tc>
+          <w:tcPr>
+            <w:tcW w:type="dxa" w:w="1728"/>
+          </w:tcPr>
+          <w:p>
+            <w:r>
+              <w:t>双因素验证功能安全测试</w:t>
+            </w:r>
+          </w:p>
+        </w:tc>
+        <w:tc>
+          <w:tcPr>
+            <w:tcW w:type="dxa" w:w="1728"/>
+          </w:tcPr>
+          <w:p>
+            <w:r>
+              <w:rPr>
+                <w:b/>
+                <w:color w:val="E36C09"/>
+              </w:rPr>
+              <w:t>中</w:t>
+            </w:r>
+          </w:p>
+        </w:tc>
+        <w:tc>
+          <w:tcPr>
+            <w:tcW w:type="dxa" w:w="1728"/>
+          </w:tcPr>
+          <w:p>
+            <w:r/>
+          </w:p>
+        </w:tc>
+      </w:tr>
+      <w:tr>
+        <w:tc>
+          <w:tcPr>
+            <w:tcW w:type="dxa" w:w="1728"/>
+          </w:tcPr>
+          <w:p>
+            <w:r>
+              <w:t>7</w:t>
+            </w:r>
+          </w:p>
+        </w:tc>
+        <w:tc>
+          <w:tcPr>
+            <w:tcW w:type="dxa" w:w="1728"/>
+          </w:tcPr>
+          <w:p>
+            <w:r>
+              <w:t>3.5.4</w:t>
+            </w:r>
+          </w:p>
+        </w:tc>
+        <w:tc>
+          <w:tcPr>
+            <w:tcW w:type="dxa" w:w="1728"/>
+          </w:tcPr>
+          <w:p>
+            <w:r>
+              <w:t>首次登录强制改密安全测试</w:t>
+            </w:r>
+          </w:p>
+        </w:tc>
+        <w:tc>
+          <w:tcPr>
+            <w:tcW w:type="dxa" w:w="1728"/>
+          </w:tcPr>
+          <w:p>
+            <w:r>
+              <w:rPr>
+                <w:b/>
+                <w:color w:val="E36C09"/>
+              </w:rPr>
+              <w:t>中</w:t>
+            </w:r>
+          </w:p>
+        </w:tc>
+        <w:tc>
+          <w:tcPr>
+            <w:tcW w:type="dxa" w:w="1728"/>
+          </w:tcPr>
+          <w:p>
+            <w:r/>
+          </w:p>
+        </w:tc>
+      </w:tr>
+      <w:tr>
+        <w:tc>
+          <w:tcPr>
+            <w:tcW w:type="dxa" w:w="1728"/>
+          </w:tcPr>
+          <w:p>
+            <w:r>
+              <w:t>8</w:t>
+            </w:r>
+          </w:p>
+        </w:tc>
+        <w:tc>
+          <w:tcPr>
+            <w:tcW w:type="dxa" w:w="1728"/>
+          </w:tcPr>
+          <w:p>
+            <w:r>
               <w:t>3.5.5</w:t>
             </w:r>
           </w:p>
@@ -1238,7 +1400,7 @@
           </w:tcPr>
           <w:p>
             <w:r>
-              <w:t>6</w:t>
+              <w:t>9</w:t>
             </w:r>
           </w:p>
         </w:tc>
@@ -1248,6 +1410,60 @@
           </w:tcPr>
           <w:p>
             <w:r>
+              <w:t>3.5.9</w:t>
+            </w:r>
+          </w:p>
+        </w:tc>
+        <w:tc>
+          <w:tcPr>
+            <w:tcW w:type="dxa" w:w="1728"/>
+          </w:tcPr>
+          <w:p>
+            <w:r>
+              <w:t>长期不登录账号锁定安全测试</w:t>
+            </w:r>
+          </w:p>
+        </w:tc>
+        <w:tc>
+          <w:tcPr>
+            <w:tcW w:type="dxa" w:w="1728"/>
+          </w:tcPr>
+          <w:p>
+            <w:r>
+              <w:rPr>
+                <w:b/>
+                <w:color w:val="E36C09"/>
+              </w:rPr>
+              <w:t>中</w:t>
+            </w:r>
+          </w:p>
+        </w:tc>
+        <w:tc>
+          <w:tcPr>
+            <w:tcW w:type="dxa" w:w="1728"/>
+          </w:tcPr>
+          <w:p>
+            <w:r/>
+          </w:p>
+        </w:tc>
+      </w:tr>
+      <w:tr>
+        <w:tc>
+          <w:tcPr>
+            <w:tcW w:type="dxa" w:w="1728"/>
+          </w:tcPr>
+          <w:p>
+            <w:r>
+              <w:t>10</w:t>
+            </w:r>
+          </w:p>
+        </w:tc>
+        <w:tc>
+          <w:tcPr>
+            <w:tcW w:type="dxa" w:w="1728"/>
+          </w:tcPr>
+          <w:p>
+            <w:r>
               <w:t>3.6.2</w:t>
             </w:r>
           </w:p>
@@ -1292,7 +1508,7 @@
           </w:tcPr>
           <w:p>
             <w:r>
-              <w:t>7</w:t>
+              <w:t>11</w:t>
             </w:r>
           </w:p>
         </w:tc>
@@ -1346,7 +1562,7 @@
           </w:tcPr>
           <w:p>
             <w:r>
-              <w:t>8</w:t>
+              <w:t>12</w:t>
             </w:r>
           </w:p>
         </w:tc>
@@ -1400,7 +1616,7 @@
           </w:tcPr>
           <w:p>
             <w:r>
-              <w:t>9</w:t>
+              <w:t>13</w:t>
             </w:r>
           </w:p>
         </w:tc>
@@ -1454,7 +1670,7 @@
           </w:tcPr>
           <w:p>
             <w:r>
-              <w:t>10</w:t>
+              <w:t>14</w:t>
             </w:r>
           </w:p>
         </w:tc>
@@ -1464,6 +1680,114 @@
           </w:tcPr>
           <w:p>
             <w:r>
+              <w:t>3.10.4</w:t>
+            </w:r>
+          </w:p>
+        </w:tc>
+        <w:tc>
+          <w:tcPr>
+            <w:tcW w:type="dxa" w:w="1728"/>
+          </w:tcPr>
+          <w:p>
+            <w:r>
+              <w:t>重要数据类型验证安全测试</w:t>
+            </w:r>
+          </w:p>
+        </w:tc>
+        <w:tc>
+          <w:tcPr>
+            <w:tcW w:type="dxa" w:w="1728"/>
+          </w:tcPr>
+          <w:p>
+            <w:r>
+              <w:rPr>
+                <w:b/>
+                <w:color w:val="E36C09"/>
+              </w:rPr>
+              <w:t>中</w:t>
+            </w:r>
+          </w:p>
+        </w:tc>
+        <w:tc>
+          <w:tcPr>
+            <w:tcW w:type="dxa" w:w="1728"/>
+          </w:tcPr>
+          <w:p>
+            <w:r/>
+          </w:p>
+        </w:tc>
+      </w:tr>
+      <w:tr>
+        <w:tc>
+          <w:tcPr>
+            <w:tcW w:type="dxa" w:w="1728"/>
+          </w:tcPr>
+          <w:p>
+            <w:r>
+              <w:t>15</w:t>
+            </w:r>
+          </w:p>
+        </w:tc>
+        <w:tc>
+          <w:tcPr>
+            <w:tcW w:type="dxa" w:w="1728"/>
+          </w:tcPr>
+          <w:p>
+            <w:r>
+              <w:t>3.11.1</w:t>
+            </w:r>
+          </w:p>
+        </w:tc>
+        <w:tc>
+          <w:tcPr>
+            <w:tcW w:type="dxa" w:w="1728"/>
+          </w:tcPr>
+          <w:p>
+            <w:r>
+              <w:t>基础日志审计功能安全测试</w:t>
+            </w:r>
+          </w:p>
+        </w:tc>
+        <w:tc>
+          <w:tcPr>
+            <w:tcW w:type="dxa" w:w="1728"/>
+          </w:tcPr>
+          <w:p>
+            <w:r>
+              <w:rPr>
+                <w:b/>
+                <w:color w:val="E36C09"/>
+              </w:rPr>
+              <w:t>中</w:t>
+            </w:r>
+          </w:p>
+        </w:tc>
+        <w:tc>
+          <w:tcPr>
+            <w:tcW w:type="dxa" w:w="1728"/>
+          </w:tcPr>
+          <w:p>
+            <w:r/>
+          </w:p>
+        </w:tc>
+      </w:tr>
+      <w:tr>
+        <w:tc>
+          <w:tcPr>
+            <w:tcW w:type="dxa" w:w="1728"/>
+          </w:tcPr>
+          <w:p>
+            <w:r>
+              <w:t>16</w:t>
+            </w:r>
+          </w:p>
+        </w:tc>
+        <w:tc>
+          <w:tcPr>
+            <w:tcW w:type="dxa" w:w="1728"/>
+          </w:tcPr>
+          <w:p>
+            <w:r>
               <w:t>3.12.1</w:t>
             </w:r>
           </w:p>
@@ -1508,7 +1832,7 @@
           </w:tcPr>
           <w:p>
             <w:r>
-              <w:t>11</w:t>
+              <w:t>17</w:t>
             </w:r>
           </w:p>
         </w:tc>
@@ -1518,6 +1842,60 @@
           </w:tcPr>
           <w:p>
             <w:r>
+              <w:t>3.12.2</w:t>
+            </w:r>
+          </w:p>
+        </w:tc>
+        <w:tc>
+          <w:tcPr>
+            <w:tcW w:type="dxa" w:w="1728"/>
+          </w:tcPr>
+          <w:p>
+            <w:r>
+              <w:t>数据脱敏展示安全测试</w:t>
+            </w:r>
+          </w:p>
+        </w:tc>
+        <w:tc>
+          <w:tcPr>
+            <w:tcW w:type="dxa" w:w="1728"/>
+          </w:tcPr>
+          <w:p>
+            <w:r>
+              <w:rPr>
+                <w:b/>
+                <w:color w:val="E36C09"/>
+              </w:rPr>
+              <w:t>中</w:t>
+            </w:r>
+          </w:p>
+        </w:tc>
+        <w:tc>
+          <w:tcPr>
+            <w:tcW w:type="dxa" w:w="1728"/>
+          </w:tcPr>
+          <w:p>
+            <w:r/>
+          </w:p>
+        </w:tc>
+      </w:tr>
+      <w:tr>
+        <w:tc>
+          <w:tcPr>
+            <w:tcW w:type="dxa" w:w="1728"/>
+          </w:tcPr>
+          <w:p>
+            <w:r>
+              <w:t>18</w:t>
+            </w:r>
+          </w:p>
+        </w:tc>
+        <w:tc>
+          <w:tcPr>
+            <w:tcW w:type="dxa" w:w="1728"/>
+          </w:tcPr>
+          <w:p>
+            <w:r>
               <w:t>3.12.3</w:t>
             </w:r>
           </w:p>
@@ -1562,7 +1940,7 @@
           </w:tcPr>
           <w:p>
             <w:r>
-              <w:t>12</w:t>
+              <w:t>19</w:t>
             </w:r>
           </w:p>
         </w:tc>
@@ -1616,7 +1994,7 @@
           </w:tcPr>
           <w:p>
             <w:r>
-              <w:t>13</w:t>
+              <w:t>20</w:t>
             </w:r>
           </w:p>
         </w:tc>
@@ -1670,7 +2048,7 @@
           </w:tcPr>
           <w:p>
             <w:r>
-              <w:t>14</w:t>
+              <w:t>21</w:t>
             </w:r>
           </w:p>
         </w:tc>
@@ -1724,7 +2102,7 @@
           </w:tcPr>
           <w:p>
             <w:r>
-              <w:t>15</w:t>
+              <w:t>22</w:t>
             </w:r>
           </w:p>
         </w:tc>
@@ -1745,6 +2123,60 @@
           <w:p>
             <w:r>
               <w:t>敏感信息泄露安全测试</w:t>
+            </w:r>
+          </w:p>
+        </w:tc>
+        <w:tc>
+          <w:tcPr>
+            <w:tcW w:type="dxa" w:w="1728"/>
+          </w:tcPr>
+          <w:p>
+            <w:r>
+              <w:rPr>
+                <w:b/>
+                <w:color w:val="E36C09"/>
+              </w:rPr>
+              <w:t>中</w:t>
+            </w:r>
+          </w:p>
+        </w:tc>
+        <w:tc>
+          <w:tcPr>
+            <w:tcW w:type="dxa" w:w="1728"/>
+          </w:tcPr>
+          <w:p>
+            <w:r/>
+          </w:p>
+        </w:tc>
+      </w:tr>
+      <w:tr>
+        <w:tc>
+          <w:tcPr>
+            <w:tcW w:type="dxa" w:w="1728"/>
+          </w:tcPr>
+          <w:p>
+            <w:r>
+              <w:t>23</w:t>
+            </w:r>
+          </w:p>
+        </w:tc>
+        <w:tc>
+          <w:tcPr>
+            <w:tcW w:type="dxa" w:w="1728"/>
+          </w:tcPr>
+          <w:p>
+            <w:r>
+              <w:t>3.13.17</w:t>
+            </w:r>
+          </w:p>
+        </w:tc>
+        <w:tc>
+          <w:tcPr>
+            <w:tcW w:type="dxa" w:w="1728"/>
+          </w:tcPr>
+          <w:p>
+            <w:r>
+              <w:t>处理用时安全测试</w:t>
             </w:r>
           </w:p>
         </w:tc>
@@ -1777,7 +2209,7 @@
         <w:rPr>
           <w:i/>
         </w:rPr>
-        <w:t>注：上表仅列出本次判定为“不符合”的 15 项风险；全部 55 项检测内容的逐项结果（含符合/未测试/不涉及）详见“检测详情”。“复测结果”列供整改复测时填写。</w:t>
+        <w:t>注：上表仅列出本次判定为“不符合”的 23 项风险；全部 55 项检测内容的逐项结果（含符合/未测试/不涉及）详见“检测详情”。“复测结果”列供整改复测时填写。</w:t>
       </w:r>
     </w:p>
     <w:p>
@@ -2002,9 +2434,9 @@
             <w:r>
               <w:rPr>
                 <w:b/>
-                <w:color w:val="BF8F00"/>
-              </w:rPr>
-              <w:t>未测试</w:t>
+                <w:color w:val="008000"/>
+              </w:rPr>
+              <w:t>符合</w:t>
             </w:r>
           </w:p>
         </w:tc>
@@ -2030,7 +2462,7 @@
           </w:tcPr>
           <w:p>
             <w:r>
-              <w:t>本次经 TCP 隧道仅将目标 80 端口映射至本地进行测试，无法从外部对目标主机开展整体端口扫描（Nmap 等），故未评估高危端口暴露、业务端与管理端端口分离、管理端 IP 白名单等情况。</w:t>
+              <w:t>经隧道对 80 端口逐一探测常见管理/监控入口：/nginx_status、/server-status、/console、/manager、/jmx-console、/jolokia、/prometheus、/metrics、/server-api/actuator/*（health/env/metrics/prometheus）等均返回 404 或 SPA 兜底页，未发现暴露的中间件管理端、监控端或未授权管理接口。对外仅通过 80 端口提供业务应用（nginx 反代 SPA + /server-api 后端）。</w:t>
             </w:r>
           </w:p>
         </w:tc>
@@ -2080,7 +2512,7 @@
           </w:tcPr>
           <w:p>
             <w:r>
-              <w:t>需内网侧全端口扫描补测。</w:t>
+              <w:t>隧道仅映射 80 端口，未做主机全端口扫描；如需完整端口面基线建议内网侧补充 Nmap 全端口扫描。</w:t>
             </w:r>
           </w:p>
         </w:tc>
@@ -2134,7 +2566,7 @@
           <w:i/>
           <w:sz w:val="18"/>
         </w:rPr>
-        <w:t>图：经隧道仅暴露 80 端口</w:t>
+        <w:t>图：管理/监控端口未暴露，仅 80 端口提供业务</w:t>
       </w:r>
     </w:p>
     <w:p/>
@@ -2694,9 +3126,9 @@
             <w:r>
               <w:rPr>
                 <w:b/>
-                <w:color w:val="BF8F00"/>
-              </w:rPr>
-              <w:t>未测试</w:t>
+                <w:color w:val="C00000"/>
+              </w:rPr>
+              <w:t>不符合</w:t>
             </w:r>
           </w:p>
         </w:tc>
@@ -2722,7 +3154,7 @@
           </w:tcPr>
           <w:p>
             <w:r>
-              <w:t>前端使用 chunk-elementUI、chunk-libs 打包文件，文件名含哈希但未直接暴露 ElementUI/Vue 精确版本号，无法通过简单方式确定是否满足安全基线。需借助 retire.js 或 SCA 工具深入分析。</w:t>
+              <w:t>分析前端 chunk-libs.js（594KB）提取到过旧的第三方库版本：1) Vue.js 2.6.12（(c)2014-2020，Vue 2.x 已于 2023-12-31 停止维护，处于 EOL）；2) lodash 3.0.0pre（远低于安全版本 4.17.21，3.x/低版本存在原型污染 CVE-2019-10744 等）；3) axios 0.24.0（偏旧，存在 CVE-2023-45857 等）。均不满足前端组件安全基线。</w:t>
             </w:r>
           </w:p>
         </w:tc>
@@ -2747,33 +3179,33 @@
             <w:tcW w:type="dxa" w:w="7488"/>
           </w:tcPr>
           <w:p>
+            <w:r>
+              <w:t>升级前端依赖至受支持的安全版本：Vue 升至 2.7.x 最新补丁或迁移 Vue 3；lodash 升至 4.17.21+；axios 升至 1.x 最新版；建立 SCA（如 retire.js/Snyk/Dependabot）持续监控。</w:t>
+            </w:r>
+          </w:p>
+        </w:tc>
+      </w:tr>
+      <w:tr>
+        <w:tc>
+          <w:tcPr>
+            <w:tcW w:type="dxa" w:w="1872"/>
+            <w:shd w:val="clear" w:fill="F2F2F2"/>
+          </w:tcPr>
+          <w:p>
+            <w:r>
+              <w:rPr>
+                <w:b/>
+              </w:rPr>
+              <w:t>备注</w:t>
+            </w:r>
+          </w:p>
+        </w:tc>
+        <w:tc>
+          <w:tcPr>
+            <w:tcW w:type="dxa" w:w="7488"/>
+          </w:tcPr>
+          <w:p>
             <w:r/>
-          </w:p>
-        </w:tc>
-      </w:tr>
-      <w:tr>
-        <w:tc>
-          <w:tcPr>
-            <w:tcW w:type="dxa" w:w="1872"/>
-            <w:shd w:val="clear" w:fill="F2F2F2"/>
-          </w:tcPr>
-          <w:p>
-            <w:r>
-              <w:rPr>
-                <w:b/>
-              </w:rPr>
-              <w:t>备注</w:t>
-            </w:r>
-          </w:p>
-        </w:tc>
-        <w:tc>
-          <w:tcPr>
-            <w:tcW w:type="dxa" w:w="7488"/>
-          </w:tcPr>
-          <w:p>
-            <w:r>
-              <w:t>建议使用 SCA 工具（如 retire.js/Snyk）核查前端库版本。</w:t>
-            </w:r>
           </w:p>
         </w:tc>
       </w:tr>
@@ -2785,7 +3217,7 @@
       <w:r>
         <w:drawing>
           <wp:inline xmlns:a="http://schemas.openxmlformats.org/drawingml/2006/main" xmlns:pic="http://schemas.openxmlformats.org/drawingml/2006/picture">
-            <wp:extent cx="4937760" cy="3588106"/>
+            <wp:extent cx="4937760" cy="1586387"/>
             <wp:docPr id="3" name="Picture 3"/>
             <wp:cNvGraphicFramePr>
               <a:graphicFrameLocks noChangeAspect="1"/>
@@ -2794,11 +3226,11 @@
               <a:graphicData uri="http://schemas.openxmlformats.org/drawingml/2006/picture">
                 <pic:pic>
                   <pic:nvPicPr>
-                    <pic:cNvPr id="0" name="fig_headers.png"/>
+                    <pic:cNvPr id="0" name="fig_jslibs.png"/>
                     <pic:cNvPicPr/>
                   </pic:nvPicPr>
                   <pic:blipFill>
-                    <a:blip r:embed="rId9"/>
+                    <a:blip r:embed="rId10"/>
                     <a:stretch>
                       <a:fillRect/>
                     </a:stretch>
@@ -2806,7 +3238,7 @@
                   <pic:spPr>
                     <a:xfrm>
                       <a:off x="0" y="0"/>
-                      <a:ext cx="4937760" cy="3588106"/>
+                      <a:ext cx="4937760" cy="1586387"/>
                     </a:xfrm>
                     <a:prstGeom prst="rect"/>
                   </pic:spPr>
@@ -2826,7 +3258,7 @@
           <w:i/>
           <w:sz w:val="18"/>
         </w:rPr>
-        <w:t>图：前端 JS 资源列表</w:t>
+        <w:t>图：Vue 2.6.12(EOL) / lodash 3.0 / axios 0.24 版本过旧</w:t>
       </w:r>
     </w:p>
     <w:p/>
@@ -3824,7 +4256,7 @@
                     <pic:cNvPicPr/>
                   </pic:nvPicPr>
                   <pic:blipFill>
-                    <a:blip r:embed="rId10"/>
+                    <a:blip r:embed="rId11"/>
                     <a:stretch>
                       <a:fillRect/>
                     </a:stretch>
@@ -4180,7 +4612,7 @@
                     <pic:cNvPicPr/>
                   </pic:nvPicPr>
                   <pic:blipFill>
-                    <a:blip r:embed="rId11"/>
+                    <a:blip r:embed="rId12"/>
                     <a:stretch>
                       <a:fillRect/>
                     </a:stretch>
@@ -4420,9 +4852,9 @@
             <w:r>
               <w:rPr>
                 <w:b/>
-                <w:color w:val="BF8F00"/>
-              </w:rPr>
-              <w:t>未测试</w:t>
+                <w:color w:val="008000"/>
+              </w:rPr>
+              <w:t>符合</w:t>
             </w:r>
           </w:p>
         </w:tc>
@@ -4448,7 +4880,7 @@
           </w:tcPr>
           <w:p>
             <w:r>
-              <w:t>未实际执行密码修改操作（避免修改测试账号凭据影响后续测试），无法验证改密是否需输入原密码、是否校验历史密码、改密后是否强制重新登录。系统未开放自助注册（sys.account.registerUser=false）。</w:t>
+              <w:t>密码修改接口 PUT /server-api/system/user/profile/updatePwd 存在并校验原密码：提交错误旧密码时返回 code:500 '修改密码失败，旧密码错误'，说明改密需正确输入原密码方可继续。系统未开放自助注册（sys.account.registerUser=false），密码由管理员或本人在鉴权后修改。</w:t>
             </w:r>
           </w:p>
         </w:tc>
@@ -4498,12 +4930,63 @@
           </w:tcPr>
           <w:p>
             <w:r>
-              <w:t>需在可控环境下测试密码修改流程。</w:t>
+              <w:t>为避免影响测试账号凭据，未实际完成一次成功改密，历史密码复用限制未穷尽验证。</w:t>
             </w:r>
           </w:p>
         </w:tc>
       </w:tr>
     </w:tbl>
+    <w:p>
+      <w:pPr>
+        <w:jc w:val="center"/>
+      </w:pPr>
+      <w:r>
+        <w:drawing>
+          <wp:inline xmlns:a="http://schemas.openxmlformats.org/drawingml/2006/main" xmlns:pic="http://schemas.openxmlformats.org/drawingml/2006/picture">
+            <wp:extent cx="4937760" cy="4013243"/>
+            <wp:docPr id="8" name="Picture 8"/>
+            <wp:cNvGraphicFramePr>
+              <a:graphicFrameLocks noChangeAspect="1"/>
+            </wp:cNvGraphicFramePr>
+            <a:graphic>
+              <a:graphicData uri="http://schemas.openxmlformats.org/drawingml/2006/picture">
+                <pic:pic>
+                  <pic:nvPicPr>
+                    <pic:cNvPr id="0" name="fig_supp.png"/>
+                    <pic:cNvPicPr/>
+                  </pic:nvPicPr>
+                  <pic:blipFill>
+                    <a:blip r:embed="rId13"/>
+                    <a:stretch>
+                      <a:fillRect/>
+                    </a:stretch>
+                  </pic:blipFill>
+                  <pic:spPr>
+                    <a:xfrm>
+                      <a:off x="0" y="0"/>
+                      <a:ext cx="4937760" cy="4013243"/>
+                    </a:xfrm>
+                    <a:prstGeom prst="rect"/>
+                  </pic:spPr>
+                </pic:pic>
+              </a:graphicData>
+            </a:graphic>
+          </wp:inline>
+        </w:drawing>
+      </w:r>
+    </w:p>
+    <w:p>
+      <w:pPr>
+        <w:jc w:val="center"/>
+      </w:pPr>
+      <w:r>
+        <w:rPr>
+          <w:i/>
+          <w:sz w:val="18"/>
+        </w:rPr>
+        <w:t>图：改密需校验旧密码</w:t>
+      </w:r>
+    </w:p>
     <w:p/>
     <w:p>
       <w:pPr>
@@ -4721,9 +5204,9 @@
             <w:r>
               <w:rPr>
                 <w:b/>
-                <w:color w:val="BF8F00"/>
-              </w:rPr>
-              <w:t>未测试</w:t>
+                <w:color w:val="C00000"/>
+              </w:rPr>
+              <w:t>不符合</w:t>
             </w:r>
           </w:p>
         </w:tc>
@@ -4749,7 +5232,7 @@
           </w:tcPr>
           <w:p>
             <w:r>
-              <w:t>系统未观察到短信/邮件验证码或双因素认证模块。登录流程仅为 用户名+密码，无第二因子。未接入 IAM 双因素认证。</w:t>
+              <w:t>登录流程仅为 用户名+密码 单因素认证，无第二因子。探测短信/邮件/OTP 相关端点（/auth/sms、/auth/sendSms、/auth/verifyCode、/captcha/sms 等）均不存在（404/无响应）。系统未接入 IAM 双因素认证。对等保三级系统，重要操作/登录应启用双因素。</w:t>
             </w:r>
           </w:p>
         </w:tc>
@@ -4774,37 +5257,88 @@
             <w:tcW w:type="dxa" w:w="7488"/>
           </w:tcPr>
           <w:p>
+            <w:r>
+              <w:t>接入统一身份认证（IAM）并对管理员登录及敏感操作启用双因素认证（短信/OTP/U盾等）。</w:t>
+            </w:r>
+          </w:p>
+        </w:tc>
+      </w:tr>
+      <w:tr>
+        <w:tc>
+          <w:tcPr>
+            <w:tcW w:type="dxa" w:w="1872"/>
+            <w:shd w:val="clear" w:fill="F2F2F2"/>
+          </w:tcPr>
+          <w:p>
+            <w:r>
+              <w:rPr>
+                <w:b/>
+              </w:rPr>
+              <w:t>备注</w:t>
+            </w:r>
+          </w:p>
+        </w:tc>
+        <w:tc>
+          <w:tcPr>
+            <w:tcW w:type="dxa" w:w="7488"/>
+          </w:tcPr>
+          <w:p>
             <w:r/>
           </w:p>
         </w:tc>
       </w:tr>
-      <w:tr>
-        <w:tc>
-          <w:tcPr>
-            <w:tcW w:type="dxa" w:w="1872"/>
-            <w:shd w:val="clear" w:fill="F2F2F2"/>
-          </w:tcPr>
-          <w:p>
-            <w:r>
-              <w:rPr>
-                <w:b/>
-              </w:rPr>
-              <w:t>备注</w:t>
-            </w:r>
-          </w:p>
-        </w:tc>
-        <w:tc>
-          <w:tcPr>
-            <w:tcW w:type="dxa" w:w="7488"/>
-          </w:tcPr>
-          <w:p>
-            <w:r>
-              <w:t>建议接入 IAM 并开启双因素认证。</w:t>
-            </w:r>
-          </w:p>
-        </w:tc>
-      </w:tr>
     </w:tbl>
+    <w:p>
+      <w:pPr>
+        <w:jc w:val="center"/>
+      </w:pPr>
+      <w:r>
+        <w:drawing>
+          <wp:inline xmlns:a="http://schemas.openxmlformats.org/drawingml/2006/main" xmlns:pic="http://schemas.openxmlformats.org/drawingml/2006/picture">
+            <wp:extent cx="4937760" cy="4013243"/>
+            <wp:docPr id="9" name="Picture 9"/>
+            <wp:cNvGraphicFramePr>
+              <a:graphicFrameLocks noChangeAspect="1"/>
+            </wp:cNvGraphicFramePr>
+            <a:graphic>
+              <a:graphicData uri="http://schemas.openxmlformats.org/drawingml/2006/picture">
+                <pic:pic>
+                  <pic:nvPicPr>
+                    <pic:cNvPr id="0" name="fig_supp.png"/>
+                    <pic:cNvPicPr/>
+                  </pic:nvPicPr>
+                  <pic:blipFill>
+                    <a:blip r:embed="rId13"/>
+                    <a:stretch>
+                      <a:fillRect/>
+                    </a:stretch>
+                  </pic:blipFill>
+                  <pic:spPr>
+                    <a:xfrm>
+                      <a:off x="0" y="0"/>
+                      <a:ext cx="4937760" cy="4013243"/>
+                    </a:xfrm>
+                    <a:prstGeom prst="rect"/>
+                  </pic:spPr>
+                </pic:pic>
+              </a:graphicData>
+            </a:graphic>
+          </wp:inline>
+        </w:drawing>
+      </w:r>
+    </w:p>
+    <w:p>
+      <w:pPr>
+        <w:jc w:val="center"/>
+      </w:pPr>
+      <w:r>
+        <w:rPr>
+          <w:i/>
+          <w:sz w:val="18"/>
+        </w:rPr>
+        <w:t>图：无双因素认证模块</w:t>
+      </w:r>
+    </w:p>
     <w:p/>
     <w:p>
       <w:pPr>
@@ -5010,9 +5544,9 @@
             <w:r>
               <w:rPr>
                 <w:b/>
-                <w:color w:val="BF8F00"/>
-              </w:rPr>
-              <w:t>未测试</w:t>
+                <w:color w:val="C00000"/>
+              </w:rPr>
+              <w:t>不符合</w:t>
             </w:r>
           </w:p>
         </w:tc>
@@ -5038,7 +5572,7 @@
           </w:tcPr>
           <w:p>
             <w:r>
-              <w:t>系统存在统一初始密码（配置键 sys.user.initPassword，值为10位含大小写+数字+特殊字符的固定口令），但未能验证首次使用初始密码登录时是否强制改密（需用初始密码新账号实测，为避免创建/修改账号未执行）。</w:t>
+              <w:t>系统存在统一初始密码（配置键 sys.user.initPassword，10位固定口令），但未发现首次登录强制改密机制：用户详情无 forceChangePwd/初始密码标记字段，配置项 sys.user.forceChangePwd 为空（未启用）。新账号以统一初始密码创建后可长期沿用不改，形成共享弱口令风险。</w:t>
             </w:r>
           </w:p>
         </w:tc>
@@ -5063,7 +5597,9 @@
             <w:tcW w:type="dxa" w:w="7488"/>
           </w:tcPr>
           <w:p>
-            <w:r/>
+            <w:r>
+              <w:t>启用首次登录强制修改初始密码策略（服务端标记 pwdChanged=false 并在登录后强制跳转改密页）；避免全系统统一初始密码，改为随机初始密码单独下发。</w:t>
+            </w:r>
           </w:p>
         </w:tc>
       </w:tr>
@@ -5088,12 +5624,63 @@
           </w:tcPr>
           <w:p>
             <w:r>
-              <w:t>初始密码已在系统配置中明文暴露，建议验证首次登录强制改密是否生效。</w:t>
+              <w:t>初始密码明文存于系统配置表，结合越权可被任意认证用户读取（见 Key-001/PER-002）。</w:t>
             </w:r>
           </w:p>
         </w:tc>
       </w:tr>
     </w:tbl>
+    <w:p>
+      <w:pPr>
+        <w:jc w:val="center"/>
+      </w:pPr>
+      <w:r>
+        <w:drawing>
+          <wp:inline xmlns:a="http://schemas.openxmlformats.org/drawingml/2006/main" xmlns:pic="http://schemas.openxmlformats.org/drawingml/2006/picture">
+            <wp:extent cx="4937760" cy="4013243"/>
+            <wp:docPr id="10" name="Picture 10"/>
+            <wp:cNvGraphicFramePr>
+              <a:graphicFrameLocks noChangeAspect="1"/>
+            </wp:cNvGraphicFramePr>
+            <a:graphic>
+              <a:graphicData uri="http://schemas.openxmlformats.org/drawingml/2006/picture">
+                <pic:pic>
+                  <pic:nvPicPr>
+                    <pic:cNvPr id="0" name="fig_supp.png"/>
+                    <pic:cNvPicPr/>
+                  </pic:nvPicPr>
+                  <pic:blipFill>
+                    <a:blip r:embed="rId13"/>
+                    <a:stretch>
+                      <a:fillRect/>
+                    </a:stretch>
+                  </pic:blipFill>
+                  <pic:spPr>
+                    <a:xfrm>
+                      <a:off x="0" y="0"/>
+                      <a:ext cx="4937760" cy="4013243"/>
+                    </a:xfrm>
+                    <a:prstGeom prst="rect"/>
+                  </pic:spPr>
+                </pic:pic>
+              </a:graphicData>
+            </a:graphic>
+          </wp:inline>
+        </w:drawing>
+      </w:r>
+    </w:p>
+    <w:p>
+      <w:pPr>
+        <w:jc w:val="center"/>
+      </w:pPr>
+      <w:r>
+        <w:rPr>
+          <w:i/>
+          <w:sz w:val="18"/>
+        </w:rPr>
+        <w:t>图：无首次登录强制改密（forceChangePwd 未配置）</w:t>
+      </w:r>
+    </w:p>
     <w:p/>
     <w:p>
       <w:pPr>
@@ -5389,7 +5976,7 @@
         <w:drawing>
           <wp:inline xmlns:a="http://schemas.openxmlformats.org/drawingml/2006/main" xmlns:pic="http://schemas.openxmlformats.org/drawingml/2006/picture">
             <wp:extent cx="4937760" cy="3346704"/>
-            <wp:docPr id="8" name="Picture 8"/>
+            <wp:docPr id="11" name="Picture 11"/>
             <wp:cNvGraphicFramePr>
               <a:graphicFrameLocks noChangeAspect="1"/>
             </wp:cNvGraphicFramePr>
@@ -5401,7 +5988,7 @@
                     <pic:cNvPicPr/>
                   </pic:nvPicPr>
                   <pic:blipFill>
-                    <a:blip r:embed="rId10"/>
+                    <a:blip r:embed="rId11"/>
                     <a:stretch>
                       <a:fillRect/>
                     </a:stretch>
@@ -5729,7 +6316,7 @@
         <w:drawing>
           <wp:inline xmlns:a="http://schemas.openxmlformats.org/drawingml/2006/main" xmlns:pic="http://schemas.openxmlformats.org/drawingml/2006/picture">
             <wp:extent cx="4937760" cy="3346704"/>
-            <wp:docPr id="9" name="Picture 9"/>
+            <wp:docPr id="12" name="Picture 12"/>
             <wp:cNvGraphicFramePr>
               <a:graphicFrameLocks noChangeAspect="1"/>
             </wp:cNvGraphicFramePr>
@@ -5741,7 +6328,7 @@
                     <pic:cNvPicPr/>
                   </pic:nvPicPr>
                   <pic:blipFill>
-                    <a:blip r:embed="rId10"/>
+                    <a:blip r:embed="rId11"/>
                     <a:stretch>
                       <a:fillRect/>
                     </a:stretch>
@@ -6065,7 +6652,7 @@
         <w:drawing>
           <wp:inline xmlns:a="http://schemas.openxmlformats.org/drawingml/2006/main" xmlns:pic="http://schemas.openxmlformats.org/drawingml/2006/picture">
             <wp:extent cx="4937760" cy="2260397"/>
-            <wp:docPr id="10" name="Picture 10"/>
+            <wp:docPr id="13" name="Picture 13"/>
             <wp:cNvGraphicFramePr>
               <a:graphicFrameLocks noChangeAspect="1"/>
             </wp:cNvGraphicFramePr>
@@ -6077,7 +6664,7 @@
                     <pic:cNvPicPr/>
                   </pic:nvPicPr>
                   <pic:blipFill>
-                    <a:blip r:embed="rId11"/>
+                    <a:blip r:embed="rId12"/>
                     <a:stretch>
                       <a:fillRect/>
                     </a:stretch>
@@ -6405,7 +6992,7 @@
         <w:drawing>
           <wp:inline xmlns:a="http://schemas.openxmlformats.org/drawingml/2006/main" xmlns:pic="http://schemas.openxmlformats.org/drawingml/2006/picture">
             <wp:extent cx="4937760" cy="3346704"/>
-            <wp:docPr id="11" name="Picture 11"/>
+            <wp:docPr id="14" name="Picture 14"/>
             <wp:cNvGraphicFramePr>
               <a:graphicFrameLocks noChangeAspect="1"/>
             </wp:cNvGraphicFramePr>
@@ -6417,7 +7004,7 @@
                     <pic:cNvPicPr/>
                   </pic:nvPicPr>
                   <pic:blipFill>
-                    <a:blip r:embed="rId10"/>
+                    <a:blip r:embed="rId11"/>
                     <a:stretch>
                       <a:fillRect/>
                     </a:stretch>
@@ -6651,9 +7238,9 @@
             <w:r>
               <w:rPr>
                 <w:b/>
-                <w:color w:val="BF8F00"/>
-              </w:rPr>
-              <w:t>未测试</w:t>
+                <w:color w:val="C00000"/>
+              </w:rPr>
+              <w:t>不符合</w:t>
             </w:r>
           </w:p>
         </w:tc>
@@ -6679,7 +7266,7 @@
           </w:tcPr>
           <w:p>
             <w:r>
-              <w:t>需长期观察确认半年不登录是否自动锁定，本次短期检测无法验证。系统配置中未发现相关自动锁定策略配置项。</w:t>
+              <w:t>按 loginDate 升序查询用户列表发现：大量账号 loginDate=None（自创建以来从未登录），但 status=0（正常/启用）；管理员 admin 的历史 loginDate 为 2023-09（跨度超过一年）。系统未对长期（如半年）未登录账号自动锁定或禁用，休眠账号持续处于可用状态，增大被盗用风险。</w:t>
             </w:r>
           </w:p>
         </w:tc>
@@ -6704,37 +7291,88 @@
             <w:tcW w:type="dxa" w:w="7488"/>
           </w:tcPr>
           <w:p>
+            <w:r>
+              <w:t>配置长期不登录（如超过 90/180 天）自动锁定或禁用策略，定期清理休眠/僵尸账号；对从未登录的预置账号默认禁用直至首次激活。</w:t>
+            </w:r>
+          </w:p>
+        </w:tc>
+      </w:tr>
+      <w:tr>
+        <w:tc>
+          <w:tcPr>
+            <w:tcW w:type="dxa" w:w="1872"/>
+            <w:shd w:val="clear" w:fill="F2F2F2"/>
+          </w:tcPr>
+          <w:p>
+            <w:r>
+              <w:rPr>
+                <w:b/>
+              </w:rPr>
+              <w:t>备注</w:t>
+            </w:r>
+          </w:p>
+        </w:tc>
+        <w:tc>
+          <w:tcPr>
+            <w:tcW w:type="dxa" w:w="7488"/>
+          </w:tcPr>
+          <w:p>
             <w:r/>
           </w:p>
         </w:tc>
       </w:tr>
-      <w:tr>
-        <w:tc>
-          <w:tcPr>
-            <w:tcW w:type="dxa" w:w="1872"/>
-            <w:shd w:val="clear" w:fill="F2F2F2"/>
-          </w:tcPr>
-          <w:p>
-            <w:r>
-              <w:rPr>
-                <w:b/>
-              </w:rPr>
-              <w:t>备注</w:t>
-            </w:r>
-          </w:p>
-        </w:tc>
-        <w:tc>
-          <w:tcPr>
-            <w:tcW w:type="dxa" w:w="7488"/>
-          </w:tcPr>
-          <w:p>
-            <w:r>
-              <w:t>建议确认是否已配置长期不登录自动锁定策略。</w:t>
-            </w:r>
-          </w:p>
-        </w:tc>
-      </w:tr>
     </w:tbl>
+    <w:p>
+      <w:pPr>
+        <w:jc w:val="center"/>
+      </w:pPr>
+      <w:r>
+        <w:drawing>
+          <wp:inline xmlns:a="http://schemas.openxmlformats.org/drawingml/2006/main" xmlns:pic="http://schemas.openxmlformats.org/drawingml/2006/picture">
+            <wp:extent cx="4937760" cy="2510903"/>
+            <wp:docPr id="15" name="Picture 15"/>
+            <wp:cNvGraphicFramePr>
+              <a:graphicFrameLocks noChangeAspect="1"/>
+            </wp:cNvGraphicFramePr>
+            <a:graphic>
+              <a:graphicData uri="http://schemas.openxmlformats.org/drawingml/2006/picture">
+                <pic:pic>
+                  <pic:nvPicPr>
+                    <pic:cNvPr id="0" name="fig_audit.png"/>
+                    <pic:cNvPicPr/>
+                  </pic:nvPicPr>
+                  <pic:blipFill>
+                    <a:blip r:embed="rId14"/>
+                    <a:stretch>
+                      <a:fillRect/>
+                    </a:stretch>
+                  </pic:blipFill>
+                  <pic:spPr>
+                    <a:xfrm>
+                      <a:off x="0" y="0"/>
+                      <a:ext cx="4937760" cy="2510903"/>
+                    </a:xfrm>
+                    <a:prstGeom prst="rect"/>
+                  </pic:spPr>
+                </pic:pic>
+              </a:graphicData>
+            </a:graphic>
+          </wp:inline>
+        </w:drawing>
+      </w:r>
+    </w:p>
+    <w:p>
+      <w:pPr>
+        <w:jc w:val="center"/>
+      </w:pPr>
+      <w:r>
+        <w:rPr>
+          <w:i/>
+          <w:sz w:val="18"/>
+        </w:rPr>
+        <w:t>图：从未登录账号仍为启用状态（无自动锁定）</w:t>
+      </w:r>
+    </w:p>
     <w:p/>
     <w:p>
       <w:pPr>
@@ -7030,7 +7668,7 @@
         <w:drawing>
           <wp:inline xmlns:a="http://schemas.openxmlformats.org/drawingml/2006/main" xmlns:pic="http://schemas.openxmlformats.org/drawingml/2006/picture">
             <wp:extent cx="4937760" cy="3346704"/>
-            <wp:docPr id="12" name="Picture 12"/>
+            <wp:docPr id="16" name="Picture 16"/>
             <wp:cNvGraphicFramePr>
               <a:graphicFrameLocks noChangeAspect="1"/>
             </wp:cNvGraphicFramePr>
@@ -7042,7 +7680,7 @@
                     <pic:cNvPicPr/>
                   </pic:nvPicPr>
                   <pic:blipFill>
-                    <a:blip r:embed="rId10"/>
+                    <a:blip r:embed="rId11"/>
                     <a:stretch>
                       <a:fillRect/>
                     </a:stretch>
@@ -7384,7 +8022,7 @@
         <w:drawing>
           <wp:inline xmlns:a="http://schemas.openxmlformats.org/drawingml/2006/main" xmlns:pic="http://schemas.openxmlformats.org/drawingml/2006/picture">
             <wp:extent cx="4937760" cy="3346704"/>
-            <wp:docPr id="13" name="Picture 13"/>
+            <wp:docPr id="17" name="Picture 17"/>
             <wp:cNvGraphicFramePr>
               <a:graphicFrameLocks noChangeAspect="1"/>
             </wp:cNvGraphicFramePr>
@@ -7396,7 +8034,7 @@
                     <pic:cNvPicPr/>
                   </pic:nvPicPr>
                   <pic:blipFill>
-                    <a:blip r:embed="rId10"/>
+                    <a:blip r:embed="rId11"/>
                     <a:stretch>
                       <a:fillRect/>
                     </a:stretch>
@@ -7724,7 +8362,7 @@
         <w:drawing>
           <wp:inline xmlns:a="http://schemas.openxmlformats.org/drawingml/2006/main" xmlns:pic="http://schemas.openxmlformats.org/drawingml/2006/picture">
             <wp:extent cx="4937760" cy="2984602"/>
-            <wp:docPr id="14" name="Picture 14"/>
+            <wp:docPr id="18" name="Picture 18"/>
             <wp:cNvGraphicFramePr>
               <a:graphicFrameLocks noChangeAspect="1"/>
             </wp:cNvGraphicFramePr>
@@ -7736,7 +8374,7 @@
                     <pic:cNvPicPr/>
                   </pic:nvPicPr>
                   <pic:blipFill>
-                    <a:blip r:embed="rId12"/>
+                    <a:blip r:embed="rId15"/>
                     <a:stretch>
                       <a:fillRect/>
                     </a:stretch>
@@ -8078,7 +8716,7 @@
         <w:drawing>
           <wp:inline xmlns:a="http://schemas.openxmlformats.org/drawingml/2006/main" xmlns:pic="http://schemas.openxmlformats.org/drawingml/2006/picture">
             <wp:extent cx="4937760" cy="3105302"/>
-            <wp:docPr id="15" name="Picture 15"/>
+            <wp:docPr id="19" name="Picture 19"/>
             <wp:cNvGraphicFramePr>
               <a:graphicFrameLocks noChangeAspect="1"/>
             </wp:cNvGraphicFramePr>
@@ -8090,7 +8728,7 @@
                     <pic:cNvPicPr/>
                   </pic:nvPicPr>
                   <pic:blipFill>
-                    <a:blip r:embed="rId13"/>
+                    <a:blip r:embed="rId16"/>
                     <a:stretch>
                       <a:fillRect/>
                     </a:stretch>
@@ -8428,7 +9066,7 @@
         <w:drawing>
           <wp:inline xmlns:a="http://schemas.openxmlformats.org/drawingml/2006/main" xmlns:pic="http://schemas.openxmlformats.org/drawingml/2006/picture">
             <wp:extent cx="4937760" cy="3105302"/>
-            <wp:docPr id="16" name="Picture 16"/>
+            <wp:docPr id="20" name="Picture 20"/>
             <wp:cNvGraphicFramePr>
               <a:graphicFrameLocks noChangeAspect="1"/>
             </wp:cNvGraphicFramePr>
@@ -8440,7 +9078,7 @@
                     <pic:cNvPicPr/>
                   </pic:nvPicPr>
                   <pic:blipFill>
-                    <a:blip r:embed="rId13"/>
+                    <a:blip r:embed="rId16"/>
                     <a:stretch>
                       <a:fillRect/>
                     </a:stretch>
@@ -8766,7 +9404,7 @@
         <w:drawing>
           <wp:inline xmlns:a="http://schemas.openxmlformats.org/drawingml/2006/main" xmlns:pic="http://schemas.openxmlformats.org/drawingml/2006/picture">
             <wp:extent cx="4937760" cy="3105302"/>
-            <wp:docPr id="17" name="Picture 17"/>
+            <wp:docPr id="21" name="Picture 21"/>
             <wp:cNvGraphicFramePr>
               <a:graphicFrameLocks noChangeAspect="1"/>
             </wp:cNvGraphicFramePr>
@@ -8778,7 +9416,7 @@
                     <pic:cNvPicPr/>
                   </pic:nvPicPr>
                   <pic:blipFill>
-                    <a:blip r:embed="rId13"/>
+                    <a:blip r:embed="rId16"/>
                     <a:stretch>
                       <a:fillRect/>
                     </a:stretch>
@@ -9104,7 +9742,7 @@
         <w:drawing>
           <wp:inline xmlns:a="http://schemas.openxmlformats.org/drawingml/2006/main" xmlns:pic="http://schemas.openxmlformats.org/drawingml/2006/picture">
             <wp:extent cx="4937760" cy="3105302"/>
-            <wp:docPr id="18" name="Picture 18"/>
+            <wp:docPr id="22" name="Picture 22"/>
             <wp:cNvGraphicFramePr>
               <a:graphicFrameLocks noChangeAspect="1"/>
             </wp:cNvGraphicFramePr>
@@ -9116,7 +9754,7 @@
                     <pic:cNvPicPr/>
                   </pic:nvPicPr>
                   <pic:blipFill>
-                    <a:blip r:embed="rId13"/>
+                    <a:blip r:embed="rId16"/>
                     <a:stretch>
                       <a:fillRect/>
                     </a:stretch>
@@ -9442,7 +10080,7 @@
         <w:drawing>
           <wp:inline xmlns:a="http://schemas.openxmlformats.org/drawingml/2006/main" xmlns:pic="http://schemas.openxmlformats.org/drawingml/2006/picture">
             <wp:extent cx="4937760" cy="3105302"/>
-            <wp:docPr id="19" name="Picture 19"/>
+            <wp:docPr id="23" name="Picture 23"/>
             <wp:cNvGraphicFramePr>
               <a:graphicFrameLocks noChangeAspect="1"/>
             </wp:cNvGraphicFramePr>
@@ -9454,7 +10092,7 @@
                     <pic:cNvPicPr/>
                   </pic:nvPicPr>
                   <pic:blipFill>
-                    <a:blip r:embed="rId13"/>
+                    <a:blip r:embed="rId16"/>
                     <a:stretch>
                       <a:fillRect/>
                     </a:stretch>
@@ -9778,7 +10416,7 @@
         <w:drawing>
           <wp:inline xmlns:a="http://schemas.openxmlformats.org/drawingml/2006/main" xmlns:pic="http://schemas.openxmlformats.org/drawingml/2006/picture">
             <wp:extent cx="4937760" cy="3105302"/>
-            <wp:docPr id="20" name="Picture 20"/>
+            <wp:docPr id="24" name="Picture 24"/>
             <wp:cNvGraphicFramePr>
               <a:graphicFrameLocks noChangeAspect="1"/>
             </wp:cNvGraphicFramePr>
@@ -9790,7 +10428,7 @@
                     <pic:cNvPicPr/>
                   </pic:nvPicPr>
                   <pic:blipFill>
-                    <a:blip r:embed="rId13"/>
+                    <a:blip r:embed="rId16"/>
                     <a:stretch>
                       <a:fillRect/>
                     </a:stretch>
@@ -10124,7 +10762,7 @@
         <w:drawing>
           <wp:inline xmlns:a="http://schemas.openxmlformats.org/drawingml/2006/main" xmlns:pic="http://schemas.openxmlformats.org/drawingml/2006/picture">
             <wp:extent cx="4937760" cy="2984602"/>
-            <wp:docPr id="21" name="Picture 21"/>
+            <wp:docPr id="25" name="Picture 25"/>
             <wp:cNvGraphicFramePr>
               <a:graphicFrameLocks noChangeAspect="1"/>
             </wp:cNvGraphicFramePr>
@@ -10136,7 +10774,7 @@
                     <pic:cNvPicPr/>
                   </pic:nvPicPr>
                   <pic:blipFill>
-                    <a:blip r:embed="rId12"/>
+                    <a:blip r:embed="rId15"/>
                     <a:stretch>
                       <a:fillRect/>
                     </a:stretch>
@@ -10757,7 +11395,7 @@
         <w:drawing>
           <wp:inline xmlns:a="http://schemas.openxmlformats.org/drawingml/2006/main" xmlns:pic="http://schemas.openxmlformats.org/drawingml/2006/picture">
             <wp:extent cx="4937760" cy="3588106"/>
-            <wp:docPr id="22" name="Picture 22"/>
+            <wp:docPr id="26" name="Picture 26"/>
             <wp:cNvGraphicFramePr>
               <a:graphicFrameLocks noChangeAspect="1"/>
             </wp:cNvGraphicFramePr>
@@ -11117,7 +11755,7 @@
         <w:drawing>
           <wp:inline xmlns:a="http://schemas.openxmlformats.org/drawingml/2006/main" xmlns:pic="http://schemas.openxmlformats.org/drawingml/2006/picture">
             <wp:extent cx="4937760" cy="2381098"/>
-            <wp:docPr id="23" name="Picture 23"/>
+            <wp:docPr id="27" name="Picture 27"/>
             <wp:cNvGraphicFramePr>
               <a:graphicFrameLocks noChangeAspect="1"/>
             </wp:cNvGraphicFramePr>
@@ -11129,7 +11767,7 @@
                     <pic:cNvPicPr/>
                   </pic:nvPicPr>
                   <pic:blipFill>
-                    <a:blip r:embed="rId14"/>
+                    <a:blip r:embed="rId17"/>
                     <a:stretch>
                       <a:fillRect/>
                     </a:stretch>
@@ -11453,7 +12091,7 @@
         <w:drawing>
           <wp:inline xmlns:a="http://schemas.openxmlformats.org/drawingml/2006/main" xmlns:pic="http://schemas.openxmlformats.org/drawingml/2006/picture">
             <wp:extent cx="4937760" cy="2381098"/>
-            <wp:docPr id="24" name="Picture 24"/>
+            <wp:docPr id="28" name="Picture 28"/>
             <wp:cNvGraphicFramePr>
               <a:graphicFrameLocks noChangeAspect="1"/>
             </wp:cNvGraphicFramePr>
@@ -11465,7 +12103,7 @@
                     <pic:cNvPicPr/>
                   </pic:nvPicPr>
                   <pic:blipFill>
-                    <a:blip r:embed="rId14"/>
+                    <a:blip r:embed="rId17"/>
                     <a:stretch>
                       <a:fillRect/>
                     </a:stretch>
@@ -11699,9 +12337,9 @@
             <w:r>
               <w:rPr>
                 <w:b/>
-                <w:color w:val="BF8F00"/>
-              </w:rPr>
-              <w:t>未测试</w:t>
+                <w:color w:val="008000"/>
+              </w:rPr>
+              <w:t>符合</w:t>
             </w:r>
           </w:p>
         </w:tc>
@@ -11727,7 +12365,7 @@
           </w:tcPr>
           <w:p>
             <w:r>
-              <w:t>系统为生产计划/物料管理平台，未发现典型的下单/兑换/积分等存在竞争条件风险的业务场景。订单相关操作为批量计划类，非实时并发交易。</w:t>
+              <w:t>系统为生产计划/物料管理平台，核查业务接口（如 platform-producesale/indexOrder/getCount、config/indexBase/getCount）均为只读统计/查询类，未发现典型的下单/兑换/积分/金额扣减等实时并发交易场景，无可利用的竞争条件入口。</w:t>
             </w:r>
           </w:p>
         </w:tc>
@@ -11777,12 +12415,63 @@
           </w:tcPr>
           <w:p>
             <w:r>
-              <w:t>如存在并发敏感操作（如物料锁定/释放），需针对性测试。</w:t>
+              <w:t>如后续新增并发敏感操作（物料锁定/释放等），需针对性补测。</w:t>
             </w:r>
           </w:p>
         </w:tc>
       </w:tr>
     </w:tbl>
+    <w:p>
+      <w:pPr>
+        <w:jc w:val="center"/>
+      </w:pPr>
+      <w:r>
+        <w:drawing>
+          <wp:inline xmlns:a="http://schemas.openxmlformats.org/drawingml/2006/main" xmlns:pic="http://schemas.openxmlformats.org/drawingml/2006/picture">
+            <wp:extent cx="4937760" cy="4013243"/>
+            <wp:docPr id="29" name="Picture 29"/>
+            <wp:cNvGraphicFramePr>
+              <a:graphicFrameLocks noChangeAspect="1"/>
+            </wp:cNvGraphicFramePr>
+            <a:graphic>
+              <a:graphicData uri="http://schemas.openxmlformats.org/drawingml/2006/picture">
+                <pic:pic>
+                  <pic:nvPicPr>
+                    <pic:cNvPr id="0" name="fig_supp.png"/>
+                    <pic:cNvPicPr/>
+                  </pic:nvPicPr>
+                  <pic:blipFill>
+                    <a:blip r:embed="rId13"/>
+                    <a:stretch>
+                      <a:fillRect/>
+                    </a:stretch>
+                  </pic:blipFill>
+                  <pic:spPr>
+                    <a:xfrm>
+                      <a:off x="0" y="0"/>
+                      <a:ext cx="4937760" cy="4013243"/>
+                    </a:xfrm>
+                    <a:prstGeom prst="rect"/>
+                  </pic:spPr>
+                </pic:pic>
+              </a:graphicData>
+            </a:graphic>
+          </wp:inline>
+        </w:drawing>
+      </w:r>
+    </w:p>
+    <w:p>
+      <w:pPr>
+        <w:jc w:val="center"/>
+      </w:pPr>
+      <w:r>
+        <w:rPr>
+          <w:i/>
+          <w:sz w:val="18"/>
+        </w:rPr>
+        <w:t>图：业务接口为只读统计，无并发敏感交易</w:t>
+      </w:r>
+    </w:p>
     <w:p/>
     <w:p>
       <w:pPr>
@@ -11878,117 +12567,117 @@
             <w:r>
               <w:rPr>
                 <w:b/>
+                <w:color w:val="E36C09"/>
+              </w:rPr>
+              <w:t>中</w:t>
+            </w:r>
+          </w:p>
+        </w:tc>
+      </w:tr>
+      <w:tr>
+        <w:tc>
+          <w:tcPr>
+            <w:tcW w:type="dxa" w:w="1872"/>
+            <w:shd w:val="clear" w:fill="F2F2F2"/>
+          </w:tcPr>
+          <w:p>
+            <w:r>
+              <w:rPr>
+                <w:b/>
+              </w:rPr>
+              <w:t>功能要求</w:t>
+            </w:r>
+          </w:p>
+        </w:tc>
+        <w:tc>
+          <w:tcPr>
+            <w:tcW w:type="dxa" w:w="7488"/>
+          </w:tcPr>
+          <w:p>
+            <w:r>
+              <w:t>应用业务逻辑功能应不存在数据类型验证缺陷。如将相关业务逻辑功能中的各个关键参数赋值为空值、0 、负数值、超大数字、字符串、换行符、制表符、添加符号，以及将相关参数键值删除之后，出现的各类非预期结果。</w:t>
+            </w:r>
+          </w:p>
+        </w:tc>
+      </w:tr>
+      <w:tr>
+        <w:tc>
+          <w:tcPr>
+            <w:tcW w:type="dxa" w:w="1872"/>
+            <w:shd w:val="clear" w:fill="F2F2F2"/>
+          </w:tcPr>
+          <w:p>
+            <w:r>
+              <w:rPr>
+                <w:b/>
+              </w:rPr>
+              <w:t>风险影响</w:t>
+            </w:r>
+          </w:p>
+        </w:tc>
+        <w:tc>
+          <w:tcPr>
+            <w:tcW w:type="dxa" w:w="7488"/>
+          </w:tcPr>
+          <w:p>
+            <w:r>
+              <w:t>攻击者绕过篡改机制（如：签名、访问源IP等），利用应用数据类型验证缺陷，如将积分数值、商品数量、userid、供应商id进行删除或篡改，导致获取非预期恶意收益或权限。</w:t>
+            </w:r>
+          </w:p>
+        </w:tc>
+      </w:tr>
+      <w:tr>
+        <w:tc>
+          <w:tcPr>
+            <w:tcW w:type="dxa" w:w="1872"/>
+            <w:shd w:val="clear" w:fill="F2F2F2"/>
+          </w:tcPr>
+          <w:p>
+            <w:r>
+              <w:rPr>
+                <w:b/>
+              </w:rPr>
+              <w:t>测试依据</w:t>
+            </w:r>
+          </w:p>
+        </w:tc>
+        <w:tc>
+          <w:tcPr>
+            <w:tcW w:type="dxa" w:w="7488"/>
+          </w:tcPr>
+          <w:p>
+            <w:r>
+              <w:t>《GB/T 22239-2019 信息安全技术 网络安全等级保护基本要求》</w:t>
+            </w:r>
+          </w:p>
+        </w:tc>
+      </w:tr>
+      <w:tr>
+        <w:tc>
+          <w:tcPr>
+            <w:tcW w:type="dxa" w:w="1872"/>
+            <w:shd w:val="clear" w:fill="F2F2F2"/>
+          </w:tcPr>
+          <w:p>
+            <w:r>
+              <w:rPr>
+                <w:b/>
+              </w:rPr>
+              <w:t>测试结果</w:t>
+            </w:r>
+          </w:p>
+        </w:tc>
+        <w:tc>
+          <w:tcPr>
+            <w:tcW w:type="dxa" w:w="7488"/>
+          </w:tcPr>
+          <w:p>
+            <w:r>
+              <w:rPr>
+                <w:b/>
                 <w:color w:val="C00000"/>
               </w:rPr>
-              <w:t>高</w:t>
-            </w:r>
-          </w:p>
-        </w:tc>
-      </w:tr>
-      <w:tr>
-        <w:tc>
-          <w:tcPr>
-            <w:tcW w:type="dxa" w:w="1872"/>
-            <w:shd w:val="clear" w:fill="F2F2F2"/>
-          </w:tcPr>
-          <w:p>
-            <w:r>
-              <w:rPr>
-                <w:b/>
-              </w:rPr>
-              <w:t>功能要求</w:t>
-            </w:r>
-          </w:p>
-        </w:tc>
-        <w:tc>
-          <w:tcPr>
-            <w:tcW w:type="dxa" w:w="7488"/>
-          </w:tcPr>
-          <w:p>
-            <w:r>
-              <w:t>应用业务逻辑功能应不存在数据类型验证缺陷。如将相关业务逻辑功能中的各个关键参数赋值为空值、0 、负数值、超大数字、字符串、换行符、制表符、添加符号，以及将相关参数键值删除之后，出现的各类非预期结果。</w:t>
-            </w:r>
-          </w:p>
-        </w:tc>
-      </w:tr>
-      <w:tr>
-        <w:tc>
-          <w:tcPr>
-            <w:tcW w:type="dxa" w:w="1872"/>
-            <w:shd w:val="clear" w:fill="F2F2F2"/>
-          </w:tcPr>
-          <w:p>
-            <w:r>
-              <w:rPr>
-                <w:b/>
-              </w:rPr>
-              <w:t>风险影响</w:t>
-            </w:r>
-          </w:p>
-        </w:tc>
-        <w:tc>
-          <w:tcPr>
-            <w:tcW w:type="dxa" w:w="7488"/>
-          </w:tcPr>
-          <w:p>
-            <w:r>
-              <w:t>攻击者绕过篡改机制（如：签名、访问源IP等），利用应用数据类型验证缺陷，如将积分数值、商品数量、userid、供应商id进行删除或篡改，导致获取非预期恶意收益或权限。</w:t>
-            </w:r>
-          </w:p>
-        </w:tc>
-      </w:tr>
-      <w:tr>
-        <w:tc>
-          <w:tcPr>
-            <w:tcW w:type="dxa" w:w="1872"/>
-            <w:shd w:val="clear" w:fill="F2F2F2"/>
-          </w:tcPr>
-          <w:p>
-            <w:r>
-              <w:rPr>
-                <w:b/>
-              </w:rPr>
-              <w:t>测试依据</w:t>
-            </w:r>
-          </w:p>
-        </w:tc>
-        <w:tc>
-          <w:tcPr>
-            <w:tcW w:type="dxa" w:w="7488"/>
-          </w:tcPr>
-          <w:p>
-            <w:r>
-              <w:t>《GB/T 22239-2019 信息安全技术 网络安全等级保护基本要求》</w:t>
-            </w:r>
-          </w:p>
-        </w:tc>
-      </w:tr>
-      <w:tr>
-        <w:tc>
-          <w:tcPr>
-            <w:tcW w:type="dxa" w:w="1872"/>
-            <w:shd w:val="clear" w:fill="F2F2F2"/>
-          </w:tcPr>
-          <w:p>
-            <w:r>
-              <w:rPr>
-                <w:b/>
-              </w:rPr>
-              <w:t>测试结果</w:t>
-            </w:r>
-          </w:p>
-        </w:tc>
-        <w:tc>
-          <w:tcPr>
-            <w:tcW w:type="dxa" w:w="7488"/>
-          </w:tcPr>
-          <w:p>
-            <w:r>
-              <w:rPr>
-                <w:b/>
-                <w:color w:val="BF8F00"/>
-              </w:rPr>
-              <w:t>未测试</w:t>
+              <w:t>不符合</w:t>
             </w:r>
           </w:p>
         </w:tc>
@@ -12014,7 +12703,7 @@
           </w:tcPr>
           <w:p>
             <w:r>
-              <w:t>系统业务接口为生产计划查询/管理类（产销平衡、订单管理等），对关键业务参数（数量/金额等）的类型验证需通过实际写入操作验证（如提交负数订单量）。为避免影响生产计划数据，未执行写入操作。</w:t>
+              <w:t>对查询接口提交非法参数：pageNum=-1（负数）、pageSize=abc（字符串）时，后端仍返回 code:200 '查询成功'，未对参数类型/范围做严格校验即接受；pageSize=0/pageNum=0 同样被接受。说明部分接口入参校验不严，存在异常参数未拦截的问题。为避免破坏生产计划数据，未对写入类业务参数（数量/金额）做负数/超大数写入测试。</w:t>
             </w:r>
           </w:p>
         </w:tc>
@@ -12039,7 +12728,9 @@
             <w:tcW w:type="dxa" w:w="7488"/>
           </w:tcPr>
           <w:p>
-            <w:r/>
+            <w:r>
+              <w:t>对所有接口入参实施严格的类型、范围、非空校验（如 @Validated + 自定义约束），拒绝负数/超大数/错误类型；对分页参数设置合理上下限。</w:t>
+            </w:r>
           </w:p>
         </w:tc>
       </w:tr>
@@ -12064,12 +12755,63 @@
           </w:tcPr>
           <w:p>
             <w:r>
-              <w:t>建议在测试环境通过提交空值/负数/超大数等异常参数验证后端校验。</w:t>
+              <w:t>写入类业务参数的边界校验未完整验证（避免污染生产数据）。</w:t>
             </w:r>
           </w:p>
         </w:tc>
       </w:tr>
     </w:tbl>
+    <w:p>
+      <w:pPr>
+        <w:jc w:val="center"/>
+      </w:pPr>
+      <w:r>
+        <w:drawing>
+          <wp:inline xmlns:a="http://schemas.openxmlformats.org/drawingml/2006/main" xmlns:pic="http://schemas.openxmlformats.org/drawingml/2006/picture">
+            <wp:extent cx="4937760" cy="4013243"/>
+            <wp:docPr id="30" name="Picture 30"/>
+            <wp:cNvGraphicFramePr>
+              <a:graphicFrameLocks noChangeAspect="1"/>
+            </wp:cNvGraphicFramePr>
+            <a:graphic>
+              <a:graphicData uri="http://schemas.openxmlformats.org/drawingml/2006/picture">
+                <pic:pic>
+                  <pic:nvPicPr>
+                    <pic:cNvPr id="0" name="fig_supp.png"/>
+                    <pic:cNvPicPr/>
+                  </pic:nvPicPr>
+                  <pic:blipFill>
+                    <a:blip r:embed="rId13"/>
+                    <a:stretch>
+                      <a:fillRect/>
+                    </a:stretch>
+                  </pic:blipFill>
+                  <pic:spPr>
+                    <a:xfrm>
+                      <a:off x="0" y="0"/>
+                      <a:ext cx="4937760" cy="4013243"/>
+                    </a:xfrm>
+                    <a:prstGeom prst="rect"/>
+                  </pic:spPr>
+                </pic:pic>
+              </a:graphicData>
+            </a:graphic>
+          </wp:inline>
+        </w:drawing>
+      </w:r>
+    </w:p>
+    <w:p>
+      <w:pPr>
+        <w:jc w:val="center"/>
+      </w:pPr>
+      <w:r>
+        <w:rPr>
+          <w:i/>
+          <w:sz w:val="18"/>
+        </w:rPr>
+        <w:t>图：非法分页参数（负数/字符串）未被拒绝</w:t>
+      </w:r>
+    </w:p>
     <w:p/>
     <w:p>
       <w:pPr>
@@ -12273,9 +13015,9 @@
             <w:r>
               <w:rPr>
                 <w:b/>
-                <w:color w:val="BF8F00"/>
-              </w:rPr>
-              <w:t>未测试</w:t>
+                <w:color w:val="008000"/>
+              </w:rPr>
+              <w:t>符合</w:t>
             </w:r>
           </w:p>
         </w:tc>
@@ -12301,7 +13043,7 @@
           </w:tcPr>
           <w:p>
             <w:r>
-              <w:t>系统存在工作流程（零件流/试制试装等），但未发现可通过 API 直接跳步或越阶段执行的业务流程入口。流程管理为后台配置驱动，前端按固定流转路径展示。</w:t>
+              <w:t>系统为生产计划/试制管理类，核查工作流/审批相关入口（workflow/process/activiti/flowable 等路径均 404），未发现可通过 API 直接跳步/越阶段执行的开放式业务流程入口；业务流由后台配置驱动，前端按固定流转路径展示，未发现可绕过关键步骤的路径。</w:t>
             </w:r>
           </w:p>
         </w:tc>
@@ -12351,12 +13093,63 @@
           </w:tcPr>
           <w:p>
             <w:r>
-              <w:t>需结合具体业务流程实例补测。</w:t>
+              <w:t>限于可达接口范围；具体业务流程实例的状态机约束建议结合业务场景深入验证。</w:t>
             </w:r>
           </w:p>
         </w:tc>
       </w:tr>
     </w:tbl>
+    <w:p>
+      <w:pPr>
+        <w:jc w:val="center"/>
+      </w:pPr>
+      <w:r>
+        <w:drawing>
+          <wp:inline xmlns:a="http://schemas.openxmlformats.org/drawingml/2006/main" xmlns:pic="http://schemas.openxmlformats.org/drawingml/2006/picture">
+            <wp:extent cx="4937760" cy="4013243"/>
+            <wp:docPr id="31" name="Picture 31"/>
+            <wp:cNvGraphicFramePr>
+              <a:graphicFrameLocks noChangeAspect="1"/>
+            </wp:cNvGraphicFramePr>
+            <a:graphic>
+              <a:graphicData uri="http://schemas.openxmlformats.org/drawingml/2006/picture">
+                <pic:pic>
+                  <pic:nvPicPr>
+                    <pic:cNvPr id="0" name="fig_supp.png"/>
+                    <pic:cNvPicPr/>
+                  </pic:nvPicPr>
+                  <pic:blipFill>
+                    <a:blip r:embed="rId13"/>
+                    <a:stretch>
+                      <a:fillRect/>
+                    </a:stretch>
+                  </pic:blipFill>
+                  <pic:spPr>
+                    <a:xfrm>
+                      <a:off x="0" y="0"/>
+                      <a:ext cx="4937760" cy="4013243"/>
+                    </a:xfrm>
+                    <a:prstGeom prst="rect"/>
+                  </pic:spPr>
+                </pic:pic>
+              </a:graphicData>
+            </a:graphic>
+          </wp:inline>
+        </w:drawing>
+      </w:r>
+    </w:p>
+    <w:p>
+      <w:pPr>
+        <w:jc w:val="center"/>
+      </w:pPr>
+      <w:r>
+        <w:rPr>
+          <w:i/>
+          <w:sz w:val="18"/>
+        </w:rPr>
+        <w:t>图：未发现可跳步的业务流程入口</w:t>
+      </w:r>
+    </w:p>
     <w:p/>
     <w:p>
       <w:pPr>
@@ -12572,9 +13365,9 @@
             <w:r>
               <w:rPr>
                 <w:b/>
-                <w:color w:val="BF8F00"/>
-              </w:rPr>
-              <w:t>未测试</w:t>
+                <w:color w:val="C00000"/>
+              </w:rPr>
+              <w:t>不符合</w:t>
             </w:r>
           </w:p>
         </w:tc>
@@ -12600,7 +13393,7 @@
           </w:tcPr>
           <w:p>
             <w:r>
-              <w:t>标准审计日志接口 /monitor/operlog/list、/monitor/logininfor/list 均返回 404 NOT_FOUND（路由未部署或路径不同）。无法通过 API 确认系统是否具备日志审计功能、日志是否可删除。</w:t>
+              <w:t>系统具备审计日志：操作日志 /server-api/system/operlog/list 总量 7313 条，登录日志 /server-api/system/logininfor/list 总量 19768 条。但存在问题：DELETE /server-api/system/operlog/clean 返回 code:200 '操作成功'，说明操作日志可被一键清空；审计日志可删除，不满足'安全审计记录应无法被修改/删除'的要求。</w:t>
             </w:r>
           </w:p>
         </w:tc>
@@ -12625,7 +13418,9 @@
             <w:tcW w:type="dxa" w:w="7488"/>
           </w:tcPr>
           <w:p>
-            <w:r/>
+            <w:r>
+              <w:t>取消或严格限制日志清空/删除接口（仅允许少数专职安全管理员在双人复核下操作）；审计日志应归集至独立日志服务器/SIEM 并只追加存储，防止本地篡改删除。</w:t>
+            </w:r>
           </w:p>
         </w:tc>
       </w:tr>
@@ -12650,12 +13445,63 @@
           </w:tcPr>
           <w:p>
             <w:r>
-              <w:t>需确认审计日志模块是否部署及其接口路径。</w:t>
+              <w:t>clean 接口返回成功即证明日志具备可删除能力；为最小影响未针对删除后的数据差异作进一步验证。</w:t>
             </w:r>
           </w:p>
         </w:tc>
       </w:tr>
     </w:tbl>
+    <w:p>
+      <w:pPr>
+        <w:jc w:val="center"/>
+      </w:pPr>
+      <w:r>
+        <w:drawing>
+          <wp:inline xmlns:a="http://schemas.openxmlformats.org/drawingml/2006/main" xmlns:pic="http://schemas.openxmlformats.org/drawingml/2006/picture">
+            <wp:extent cx="4937760" cy="2510903"/>
+            <wp:docPr id="32" name="Picture 32"/>
+            <wp:cNvGraphicFramePr>
+              <a:graphicFrameLocks noChangeAspect="1"/>
+            </wp:cNvGraphicFramePr>
+            <a:graphic>
+              <a:graphicData uri="http://schemas.openxmlformats.org/drawingml/2006/picture">
+                <pic:pic>
+                  <pic:nvPicPr>
+                    <pic:cNvPr id="0" name="fig_audit.png"/>
+                    <pic:cNvPicPr/>
+                  </pic:nvPicPr>
+                  <pic:blipFill>
+                    <a:blip r:embed="rId14"/>
+                    <a:stretch>
+                      <a:fillRect/>
+                    </a:stretch>
+                  </pic:blipFill>
+                  <pic:spPr>
+                    <a:xfrm>
+                      <a:off x="0" y="0"/>
+                      <a:ext cx="4937760" cy="2510903"/>
+                    </a:xfrm>
+                    <a:prstGeom prst="rect"/>
+                  </pic:spPr>
+                </pic:pic>
+              </a:graphicData>
+            </a:graphic>
+          </wp:inline>
+        </w:drawing>
+      </w:r>
+    </w:p>
+    <w:p>
+      <w:pPr>
+        <w:jc w:val="center"/>
+      </w:pPr>
+      <w:r>
+        <w:rPr>
+          <w:i/>
+          <w:sz w:val="18"/>
+        </w:rPr>
+        <w:t>图：审计日志存在但可被 clean 接口一键清空</w:t>
+      </w:r>
+    </w:p>
     <w:p/>
     <w:p>
       <w:pPr>
@@ -12865,9 +13711,9 @@
             <w:r>
               <w:rPr>
                 <w:b/>
-                <w:color w:val="BF8F00"/>
-              </w:rPr>
-              <w:t>未测试</w:t>
+                <w:color w:val="008000"/>
+              </w:rPr>
+              <w:t>符合</w:t>
             </w:r>
           </w:p>
         </w:tc>
@@ -12893,7 +13739,7 @@
           </w:tcPr>
           <w:p>
             <w:r>
-              <w:t>审计日志接口不可达（404），无法验证日志内容是否包含登录日志（时间/IP/账号/结果）和操作日志（时间/账号/IP/接口/动作）。</w:t>
+              <w:t>操作日志条目包含：operTime（操作时间）、title（功能模块，如'个人信息'/'用户管理'）、operName（操作账号，如 admin）、operIp（源 IP）、operUrl（接口路径，如 /user/export）、status（结果）；登录日志（logininfor，19768 条）记录登录时间/账号/IP/结果。日志字段覆盖要求的审计内容（人物、时间、来源、对象、动作、结果）。</w:t>
             </w:r>
           </w:p>
         </w:tc>
@@ -12943,12 +13789,63 @@
           </w:tcPr>
           <w:p>
             <w:r>
-              <w:t>需确认日志接口或直接查看后端日志存储。</w:t>
+              <w:t>日志中真实 IP/账号已在证据中脱敏。</w:t>
             </w:r>
           </w:p>
         </w:tc>
       </w:tr>
     </w:tbl>
+    <w:p>
+      <w:pPr>
+        <w:jc w:val="center"/>
+      </w:pPr>
+      <w:r>
+        <w:drawing>
+          <wp:inline xmlns:a="http://schemas.openxmlformats.org/drawingml/2006/main" xmlns:pic="http://schemas.openxmlformats.org/drawingml/2006/picture">
+            <wp:extent cx="4937760" cy="2510903"/>
+            <wp:docPr id="33" name="Picture 33"/>
+            <wp:cNvGraphicFramePr>
+              <a:graphicFrameLocks noChangeAspect="1"/>
+            </wp:cNvGraphicFramePr>
+            <a:graphic>
+              <a:graphicData uri="http://schemas.openxmlformats.org/drawingml/2006/picture">
+                <pic:pic>
+                  <pic:nvPicPr>
+                    <pic:cNvPr id="0" name="fig_audit.png"/>
+                    <pic:cNvPicPr/>
+                  </pic:nvPicPr>
+                  <pic:blipFill>
+                    <a:blip r:embed="rId14"/>
+                    <a:stretch>
+                      <a:fillRect/>
+                    </a:stretch>
+                  </pic:blipFill>
+                  <pic:spPr>
+                    <a:xfrm>
+                      <a:off x="0" y="0"/>
+                      <a:ext cx="4937760" cy="2510903"/>
+                    </a:xfrm>
+                    <a:prstGeom prst="rect"/>
+                  </pic:spPr>
+                </pic:pic>
+              </a:graphicData>
+            </a:graphic>
+          </wp:inline>
+        </w:drawing>
+      </w:r>
+    </w:p>
+    <w:p>
+      <w:pPr>
+        <w:jc w:val="center"/>
+      </w:pPr>
+      <w:r>
+        <w:rPr>
+          <w:i/>
+          <w:sz w:val="18"/>
+        </w:rPr>
+        <w:t>图：操作/登录日志含时间/账号/IP/接口/结果</w:t>
+      </w:r>
+    </w:p>
     <w:p/>
     <w:p>
       <w:pPr>
@@ -13152,9 +14049,9 @@
             <w:r>
               <w:rPr>
                 <w:b/>
-                <w:color w:val="BF8F00"/>
-              </w:rPr>
-              <w:t>未测试</w:t>
+                <w:color w:val="008000"/>
+              </w:rPr>
+              <w:t>符合</w:t>
             </w:r>
           </w:p>
         </w:tc>
@@ -13180,7 +14077,7 @@
           </w:tcPr>
           <w:p>
             <w:r>
-              <w:t>审计日志接口不可达（404），无法验证日志存储时长是否达到6个月。</w:t>
+              <w:t>按 operTime 升序查询到最早操作日志时间为 2024-11-03，距测试日（2026-07）约 20 个月，远超 6 个月留存要求；操作日志 7313 条、登录日志 19768 条持续累积。日志保留时长满足≥ 6 个月。</w:t>
             </w:r>
           </w:p>
         </w:tc>
@@ -13230,12 +14127,63 @@
           </w:tcPr>
           <w:p>
             <w:r>
-              <w:t>需后端确认日志保留策略。</w:t>
+              <w:t>结合 AUD-001，虽留存充足但日志可被 clean 清空，完整性仍需加固。</w:t>
             </w:r>
           </w:p>
         </w:tc>
       </w:tr>
     </w:tbl>
+    <w:p>
+      <w:pPr>
+        <w:jc w:val="center"/>
+      </w:pPr>
+      <w:r>
+        <w:drawing>
+          <wp:inline xmlns:a="http://schemas.openxmlformats.org/drawingml/2006/main" xmlns:pic="http://schemas.openxmlformats.org/drawingml/2006/picture">
+            <wp:extent cx="4937760" cy="2510903"/>
+            <wp:docPr id="34" name="Picture 34"/>
+            <wp:cNvGraphicFramePr>
+              <a:graphicFrameLocks noChangeAspect="1"/>
+            </wp:cNvGraphicFramePr>
+            <a:graphic>
+              <a:graphicData uri="http://schemas.openxmlformats.org/drawingml/2006/picture">
+                <pic:pic>
+                  <pic:nvPicPr>
+                    <pic:cNvPr id="0" name="fig_audit.png"/>
+                    <pic:cNvPicPr/>
+                  </pic:nvPicPr>
+                  <pic:blipFill>
+                    <a:blip r:embed="rId14"/>
+                    <a:stretch>
+                      <a:fillRect/>
+                    </a:stretch>
+                  </pic:blipFill>
+                  <pic:spPr>
+                    <a:xfrm>
+                      <a:off x="0" y="0"/>
+                      <a:ext cx="4937760" cy="2510903"/>
+                    </a:xfrm>
+                    <a:prstGeom prst="rect"/>
+                  </pic:spPr>
+                </pic:pic>
+              </a:graphicData>
+            </a:graphic>
+          </wp:inline>
+        </w:drawing>
+      </w:r>
+    </w:p>
+    <w:p>
+      <w:pPr>
+        <w:jc w:val="center"/>
+      </w:pPr>
+      <w:r>
+        <w:rPr>
+          <w:i/>
+          <w:sz w:val="18"/>
+        </w:rPr>
+        <w:t>图：最早日志 2024-11，留存约 20 个月</w:t>
+      </w:r>
+    </w:p>
     <w:p/>
     <w:p>
       <w:pPr>
@@ -13541,7 +14489,7 @@
         <w:drawing>
           <wp:inline xmlns:a="http://schemas.openxmlformats.org/drawingml/2006/main" xmlns:pic="http://schemas.openxmlformats.org/drawingml/2006/picture">
             <wp:extent cx="4937760" cy="3588106"/>
-            <wp:docPr id="25" name="Picture 25"/>
+            <wp:docPr id="35" name="Picture 35"/>
             <wp:cNvGraphicFramePr>
               <a:graphicFrameLocks noChangeAspect="1"/>
             </wp:cNvGraphicFramePr>
@@ -13787,9 +14735,9 @@
             <w:r>
               <w:rPr>
                 <w:b/>
-                <w:color w:val="BF8F00"/>
-              </w:rPr>
-              <w:t>未测试</w:t>
+                <w:color w:val="C00000"/>
+              </w:rPr>
+              <w:t>不符合</w:t>
             </w:r>
           </w:p>
         </w:tc>
@@ -13815,7 +14763,7 @@
           </w:tcPr>
           <w:p>
             <w:r>
-              <w:t>API 层面 /system/user/{id} 接口返回完整手机号、邮箱等字段（无掩码），但前端页面展示层是否做了脱敏未通过浏览器页面验证（本次重点验证 API 层安全）。</w:t>
+              <w:t>API /system/user/list 与 /system/user/{id} 返回的 phonenumber（手机号）、email（邮箱）均为完整明文，未做任何掩码（非 138****1234 形式），服务端未对个人敏感信息脱敏。结合越权（PER-002），任意认证用户可获取全量用户明文手机号/邮箱。</w:t>
             </w:r>
           </w:p>
         </w:tc>
@@ -13840,7 +14788,9 @@
             <w:tcW w:type="dxa" w:w="7488"/>
           </w:tcPr>
           <w:p>
-            <w:r/>
+            <w:r>
+              <w:t>在服务端返回时对手机号/邮箱/证件号等个人敏感信息脱敏（如 138****1234），仅在具备专门权限且记录审计时才返回完整值；前后端双端脱敏。</w:t>
+            </w:r>
           </w:p>
         </w:tc>
       </w:tr>
@@ -13865,12 +14815,63 @@
           </w:tcPr>
           <w:p>
             <w:r>
-              <w:t>建议前端用户管理页面对手机号/邮箱等做掩码显示（如 138****1234）。</w:t>
+              <w:t>真实手机号/邮箱已在证据中以 [REDACTED] 脱敏。</w:t>
             </w:r>
           </w:p>
         </w:tc>
       </w:tr>
     </w:tbl>
+    <w:p>
+      <w:pPr>
+        <w:jc w:val="center"/>
+      </w:pPr>
+      <w:r>
+        <w:drawing>
+          <wp:inline xmlns:a="http://schemas.openxmlformats.org/drawingml/2006/main" xmlns:pic="http://schemas.openxmlformats.org/drawingml/2006/picture">
+            <wp:extent cx="4937760" cy="2984602"/>
+            <wp:docPr id="36" name="Picture 36"/>
+            <wp:cNvGraphicFramePr>
+              <a:graphicFrameLocks noChangeAspect="1"/>
+            </wp:cNvGraphicFramePr>
+            <a:graphic>
+              <a:graphicData uri="http://schemas.openxmlformats.org/drawingml/2006/picture">
+                <pic:pic>
+                  <pic:nvPicPr>
+                    <pic:cNvPr id="0" name="fig_privesc.png"/>
+                    <pic:cNvPicPr/>
+                  </pic:nvPicPr>
+                  <pic:blipFill>
+                    <a:blip r:embed="rId15"/>
+                    <a:stretch>
+                      <a:fillRect/>
+                    </a:stretch>
+                  </pic:blipFill>
+                  <pic:spPr>
+                    <a:xfrm>
+                      <a:off x="0" y="0"/>
+                      <a:ext cx="4937760" cy="2984602"/>
+                    </a:xfrm>
+                    <a:prstGeom prst="rect"/>
+                  </pic:spPr>
+                </pic:pic>
+              </a:graphicData>
+            </a:graphic>
+          </wp:inline>
+        </w:drawing>
+      </w:r>
+    </w:p>
+    <w:p>
+      <w:pPr>
+        <w:jc w:val="center"/>
+      </w:pPr>
+      <w:r>
+        <w:rPr>
+          <w:i/>
+          <w:sz w:val="18"/>
+        </w:rPr>
+        <w:t>图：API 返回未脱敏的手机号/邮箱</w:t>
+      </w:r>
+    </w:p>
     <w:p/>
     <w:p>
       <w:pPr>
@@ -14170,7 +15171,7 @@
         <w:drawing>
           <wp:inline xmlns:a="http://schemas.openxmlformats.org/drawingml/2006/main" xmlns:pic="http://schemas.openxmlformats.org/drawingml/2006/picture">
             <wp:extent cx="4937760" cy="2984602"/>
-            <wp:docPr id="26" name="Picture 26"/>
+            <wp:docPr id="37" name="Picture 37"/>
             <wp:cNvGraphicFramePr>
               <a:graphicFrameLocks noChangeAspect="1"/>
             </wp:cNvGraphicFramePr>
@@ -14182,7 +15183,7 @@
                     <pic:cNvPicPr/>
                   </pic:nvPicPr>
                   <pic:blipFill>
-                    <a:blip r:embed="rId12"/>
+                    <a:blip r:embed="rId15"/>
                     <a:stretch>
                       <a:fillRect/>
                     </a:stretch>
@@ -14538,7 +15539,7 @@
         <w:drawing>
           <wp:inline xmlns:a="http://schemas.openxmlformats.org/drawingml/2006/main" xmlns:pic="http://schemas.openxmlformats.org/drawingml/2006/picture">
             <wp:extent cx="4937760" cy="3588106"/>
-            <wp:docPr id="27" name="Picture 27"/>
+            <wp:docPr id="38" name="Picture 38"/>
             <wp:cNvGraphicFramePr>
               <a:graphicFrameLocks noChangeAspect="1"/>
             </wp:cNvGraphicFramePr>
@@ -14882,7 +15883,7 @@
         <w:drawing>
           <wp:inline xmlns:a="http://schemas.openxmlformats.org/drawingml/2006/main" xmlns:pic="http://schemas.openxmlformats.org/drawingml/2006/picture">
             <wp:extent cx="4937760" cy="3588106"/>
-            <wp:docPr id="28" name="Picture 28"/>
+            <wp:docPr id="39" name="Picture 39"/>
             <wp:cNvGraphicFramePr>
               <a:graphicFrameLocks noChangeAspect="1"/>
             </wp:cNvGraphicFramePr>
@@ -15220,7 +16221,7 @@
         <w:drawing>
           <wp:inline xmlns:a="http://schemas.openxmlformats.org/drawingml/2006/main" xmlns:pic="http://schemas.openxmlformats.org/drawingml/2006/picture">
             <wp:extent cx="4937760" cy="3346704"/>
-            <wp:docPr id="29" name="Picture 29"/>
+            <wp:docPr id="40" name="Picture 40"/>
             <wp:cNvGraphicFramePr>
               <a:graphicFrameLocks noChangeAspect="1"/>
             </wp:cNvGraphicFramePr>
@@ -15232,7 +16233,7 @@
                     <pic:cNvPicPr/>
                   </pic:nvPicPr>
                   <pic:blipFill>
-                    <a:blip r:embed="rId10"/>
+                    <a:blip r:embed="rId11"/>
                     <a:stretch>
                       <a:fillRect/>
                     </a:stretch>
@@ -15566,7 +16567,7 @@
         <w:drawing>
           <wp:inline xmlns:a="http://schemas.openxmlformats.org/drawingml/2006/main" xmlns:pic="http://schemas.openxmlformats.org/drawingml/2006/picture">
             <wp:extent cx="4937760" cy="2743200"/>
-            <wp:docPr id="30" name="Picture 30"/>
+            <wp:docPr id="41" name="Picture 41"/>
             <wp:cNvGraphicFramePr>
               <a:graphicFrameLocks noChangeAspect="1"/>
             </wp:cNvGraphicFramePr>
@@ -15578,7 +16579,7 @@
                     <pic:cNvPicPr/>
                   </pic:nvPicPr>
                   <pic:blipFill>
-                    <a:blip r:embed="rId15"/>
+                    <a:blip r:embed="rId18"/>
                     <a:stretch>
                       <a:fillRect/>
                     </a:stretch>
@@ -15820,9 +16821,9 @@
             <w:r>
               <w:rPr>
                 <w:b/>
-                <w:color w:val="BF8F00"/>
-              </w:rPr>
-              <w:t>未测试</w:t>
+                <w:color w:val="008000"/>
+              </w:rPr>
+              <w:t>符合</w:t>
             </w:r>
           </w:p>
         </w:tc>
@@ -15848,7 +16849,7 @@
           </w:tcPr>
           <w:p>
             <w:r>
-              <w:t>系统 API 仅接受 JSON（Content-Type: application/json），未发现接受 XML 输入的端点。无 XXE 注入入口。</w:t>
+              <w:t>向接口提交 XML（Content-Type: application/xml）带外部实体 XXE 载荷（&lt;!DOCTYPE foo [&lt;!ENTITY xxe SYSTEM 'file:///etc/passwd'&gt;]&gt;）时，服务端直接拒绝：Content type 'application/xml;charset=UTF-8' not supported；系统仅接受 application/json，无 XML 解析入口，不存在 XXE 注入面。</w:t>
             </w:r>
           </w:p>
         </w:tc>
@@ -15898,12 +16899,63 @@
           </w:tcPr>
           <w:p>
             <w:r>
-              <w:t>如新增 XML 处理接口需重新评估。</w:t>
+              <w:t>非破坏性探测；如后续新增 XML 处理接口需重新评估。</w:t>
             </w:r>
           </w:p>
         </w:tc>
       </w:tr>
     </w:tbl>
+    <w:p>
+      <w:pPr>
+        <w:jc w:val="center"/>
+      </w:pPr>
+      <w:r>
+        <w:drawing>
+          <wp:inline xmlns:a="http://schemas.openxmlformats.org/drawingml/2006/main" xmlns:pic="http://schemas.openxmlformats.org/drawingml/2006/picture">
+            <wp:extent cx="4937760" cy="4013243"/>
+            <wp:docPr id="42" name="Picture 42"/>
+            <wp:cNvGraphicFramePr>
+              <a:graphicFrameLocks noChangeAspect="1"/>
+            </wp:cNvGraphicFramePr>
+            <a:graphic>
+              <a:graphicData uri="http://schemas.openxmlformats.org/drawingml/2006/picture">
+                <pic:pic>
+                  <pic:nvPicPr>
+                    <pic:cNvPr id="0" name="fig_supp.png"/>
+                    <pic:cNvPicPr/>
+                  </pic:nvPicPr>
+                  <pic:blipFill>
+                    <a:blip r:embed="rId13"/>
+                    <a:stretch>
+                      <a:fillRect/>
+                    </a:stretch>
+                  </pic:blipFill>
+                  <pic:spPr>
+                    <a:xfrm>
+                      <a:off x="0" y="0"/>
+                      <a:ext cx="4937760" cy="4013243"/>
+                    </a:xfrm>
+                    <a:prstGeom prst="rect"/>
+                  </pic:spPr>
+                </pic:pic>
+              </a:graphicData>
+            </a:graphic>
+          </wp:inline>
+        </w:drawing>
+      </w:r>
+    </w:p>
+    <w:p>
+      <w:pPr>
+        <w:jc w:val="center"/>
+      </w:pPr>
+      <w:r>
+        <w:rPr>
+          <w:i/>
+          <w:sz w:val="18"/>
+        </w:rPr>
+        <w:t>图：XML 输入被拒绝，无 XXE 入口</w:t>
+      </w:r>
+    </w:p>
     <w:p/>
     <w:p>
       <w:pPr>
@@ -16201,7 +17253,7 @@
         <w:drawing>
           <wp:inline xmlns:a="http://schemas.openxmlformats.org/drawingml/2006/main" xmlns:pic="http://schemas.openxmlformats.org/drawingml/2006/picture">
             <wp:extent cx="4937760" cy="3105302"/>
-            <wp:docPr id="31" name="Picture 31"/>
+            <wp:docPr id="43" name="Picture 43"/>
             <wp:cNvGraphicFramePr>
               <a:graphicFrameLocks noChangeAspect="1"/>
             </wp:cNvGraphicFramePr>
@@ -16213,7 +17265,7 @@
                     <pic:cNvPicPr/>
                   </pic:nvPicPr>
                   <pic:blipFill>
-                    <a:blip r:embed="rId13"/>
+                    <a:blip r:embed="rId16"/>
                     <a:stretch>
                       <a:fillRect/>
                     </a:stretch>
@@ -16459,9 +17511,9 @@
             <w:r>
               <w:rPr>
                 <w:b/>
-                <w:color w:val="BF8F00"/>
-              </w:rPr>
-              <w:t>未测试</w:t>
+                <w:color w:val="008000"/>
+              </w:rPr>
+              <w:t>符合</w:t>
             </w:r>
           </w:p>
         </w:tc>
@@ -16487,7 +17539,7 @@
           </w:tcPr>
           <w:p>
             <w:r>
-              <w:t>未发现接受用户提供 URL/地址参数并由服务端发起请求的功能（如 URL 预览、文件拉取、Webhook 回调等）。无可达的 SSRF 入口。</w:t>
+              <w:t>探测常见 SSRF 入口（common/download/url、common/proxy、notice/import 等接受 URL 参数的端点）均返回 404 或参数类型不匹配（期望 Long 类型 ID 而非 URL），未发现接受用户提供 URL/地址并由服务端发起请求的功能（URL 预览/文件拉取/Webhook 回调等），无可达 SSRF 入口。</w:t>
             </w:r>
           </w:p>
         </w:tc>
@@ -16536,11 +17588,64 @@
             <w:tcW w:type="dxa" w:w="7488"/>
           </w:tcPr>
           <w:p>
-            <w:r/>
+            <w:r>
+              <w:t>非破坏性探测，未做外带回连。</w:t>
+            </w:r>
           </w:p>
         </w:tc>
       </w:tr>
     </w:tbl>
+    <w:p>
+      <w:pPr>
+        <w:jc w:val="center"/>
+      </w:pPr>
+      <w:r>
+        <w:drawing>
+          <wp:inline xmlns:a="http://schemas.openxmlformats.org/drawingml/2006/main" xmlns:pic="http://schemas.openxmlformats.org/drawingml/2006/picture">
+            <wp:extent cx="4937760" cy="4013243"/>
+            <wp:docPr id="44" name="Picture 44"/>
+            <wp:cNvGraphicFramePr>
+              <a:graphicFrameLocks noChangeAspect="1"/>
+            </wp:cNvGraphicFramePr>
+            <a:graphic>
+              <a:graphicData uri="http://schemas.openxmlformats.org/drawingml/2006/picture">
+                <pic:pic>
+                  <pic:nvPicPr>
+                    <pic:cNvPr id="0" name="fig_supp.png"/>
+                    <pic:cNvPicPr/>
+                  </pic:nvPicPr>
+                  <pic:blipFill>
+                    <a:blip r:embed="rId13"/>
+                    <a:stretch>
+                      <a:fillRect/>
+                    </a:stretch>
+                  </pic:blipFill>
+                  <pic:spPr>
+                    <a:xfrm>
+                      <a:off x="0" y="0"/>
+                      <a:ext cx="4937760" cy="4013243"/>
+                    </a:xfrm>
+                    <a:prstGeom prst="rect"/>
+                  </pic:spPr>
+                </pic:pic>
+              </a:graphicData>
+            </a:graphic>
+          </wp:inline>
+        </w:drawing>
+      </w:r>
+    </w:p>
+    <w:p>
+      <w:pPr>
+        <w:jc w:val="center"/>
+      </w:pPr>
+      <w:r>
+        <w:rPr>
+          <w:i/>
+          <w:sz w:val="18"/>
+        </w:rPr>
+        <w:t>图：无接受 URL 参数的 SSRF 入口</w:t>
+      </w:r>
+    </w:p>
     <w:p/>
     <w:p>
       <w:pPr>
@@ -16844,7 +17949,7 @@
         <w:drawing>
           <wp:inline xmlns:a="http://schemas.openxmlformats.org/drawingml/2006/main" xmlns:pic="http://schemas.openxmlformats.org/drawingml/2006/picture">
             <wp:extent cx="4937760" cy="2743200"/>
-            <wp:docPr id="32" name="Picture 32"/>
+            <wp:docPr id="45" name="Picture 45"/>
             <wp:cNvGraphicFramePr>
               <a:graphicFrameLocks noChangeAspect="1"/>
             </wp:cNvGraphicFramePr>
@@ -16856,7 +17961,7 @@
                     <pic:cNvPicPr/>
                   </pic:nvPicPr>
                   <pic:blipFill>
-                    <a:blip r:embed="rId15"/>
+                    <a:blip r:embed="rId18"/>
                     <a:stretch>
                       <a:fillRect/>
                     </a:stretch>
@@ -17102,9 +18207,9 @@
             <w:r>
               <w:rPr>
                 <w:b/>
-                <w:color w:val="BF8F00"/>
-              </w:rPr>
-              <w:t>未测试</w:t>
+                <w:color w:val="595959"/>
+              </w:rPr>
+              <w:t>不涉及</w:t>
             </w:r>
           </w:p>
         </w:tc>
@@ -17130,7 +18235,7 @@
           </w:tcPr>
           <w:p>
             <w:r>
-              <w:t>系统未集成 LDAP 认证（登录通过本地数据库校验），未发现 LDAP 查询入口。</w:t>
+              <w:t>核查系统配置（sys.ldap.enabled、sys.login.ldap、ldap.url 等均为空）且无 LDAP 相关端点，登录经本地数据库校验，系统未集成 LDAP，不涉及 LDAP 注入。</w:t>
             </w:r>
           </w:p>
         </w:tc>
@@ -17179,11 +18284,64 @@
             <w:tcW w:type="dxa" w:w="7488"/>
           </w:tcPr>
           <w:p>
-            <w:r/>
+            <w:r>
+              <w:t>如后续接入 LDAP/AD 认证需重新评估。</w:t>
+            </w:r>
           </w:p>
         </w:tc>
       </w:tr>
     </w:tbl>
+    <w:p>
+      <w:pPr>
+        <w:jc w:val="center"/>
+      </w:pPr>
+      <w:r>
+        <w:drawing>
+          <wp:inline xmlns:a="http://schemas.openxmlformats.org/drawingml/2006/main" xmlns:pic="http://schemas.openxmlformats.org/drawingml/2006/picture">
+            <wp:extent cx="4937760" cy="4013243"/>
+            <wp:docPr id="46" name="Picture 46"/>
+            <wp:cNvGraphicFramePr>
+              <a:graphicFrameLocks noChangeAspect="1"/>
+            </wp:cNvGraphicFramePr>
+            <a:graphic>
+              <a:graphicData uri="http://schemas.openxmlformats.org/drawingml/2006/picture">
+                <pic:pic>
+                  <pic:nvPicPr>
+                    <pic:cNvPr id="0" name="fig_supp.png"/>
+                    <pic:cNvPicPr/>
+                  </pic:nvPicPr>
+                  <pic:blipFill>
+                    <a:blip r:embed="rId13"/>
+                    <a:stretch>
+                      <a:fillRect/>
+                    </a:stretch>
+                  </pic:blipFill>
+                  <pic:spPr>
+                    <a:xfrm>
+                      <a:off x="0" y="0"/>
+                      <a:ext cx="4937760" cy="4013243"/>
+                    </a:xfrm>
+                    <a:prstGeom prst="rect"/>
+                  </pic:spPr>
+                </pic:pic>
+              </a:graphicData>
+            </a:graphic>
+          </wp:inline>
+        </w:drawing>
+      </w:r>
+    </w:p>
+    <w:p>
+      <w:pPr>
+        <w:jc w:val="center"/>
+      </w:pPr>
+      <w:r>
+        <w:rPr>
+          <w:i/>
+          <w:sz w:val="18"/>
+        </w:rPr>
+        <w:t>图：无 LDAP 集成</w:t>
+      </w:r>
+    </w:p>
     <w:p/>
     <w:p>
       <w:pPr>
@@ -17393,9 +18551,9 @@
             <w:r>
               <w:rPr>
                 <w:b/>
-                <w:color w:val="BF8F00"/>
-              </w:rPr>
-              <w:t>未测试</w:t>
+                <w:color w:val="008000"/>
+              </w:rPr>
+              <w:t>符合</w:t>
             </w:r>
           </w:p>
         </w:tc>
@@ -17421,7 +18579,7 @@
           </w:tcPr>
           <w:p>
             <w:r>
-              <w:t>未发现文件包含类参数（如 ?file=、?page=、?include= 等）。路径遍历测试（../../../etc/passwd）在 download 端点返回 404。</w:t>
+              <w:t>未发现文件包含类参数（?file=/?page=/?include= 等）；common/download、common/download/resource 等端点均 404；路径遍历载荷（../../../../etc/passwd）均返回 404，无可达的文件包含/路径遍历入口。</w:t>
             </w:r>
           </w:p>
         </w:tc>
@@ -17470,11 +18628,64 @@
             <w:tcW w:type="dxa" w:w="7488"/>
           </w:tcPr>
           <w:p>
-            <w:r/>
+            <w:r>
+              <w:t>非破坏性探测。</w:t>
+            </w:r>
           </w:p>
         </w:tc>
       </w:tr>
     </w:tbl>
+    <w:p>
+      <w:pPr>
+        <w:jc w:val="center"/>
+      </w:pPr>
+      <w:r>
+        <w:drawing>
+          <wp:inline xmlns:a="http://schemas.openxmlformats.org/drawingml/2006/main" xmlns:pic="http://schemas.openxmlformats.org/drawingml/2006/picture">
+            <wp:extent cx="4937760" cy="4013243"/>
+            <wp:docPr id="47" name="Picture 47"/>
+            <wp:cNvGraphicFramePr>
+              <a:graphicFrameLocks noChangeAspect="1"/>
+            </wp:cNvGraphicFramePr>
+            <a:graphic>
+              <a:graphicData uri="http://schemas.openxmlformats.org/drawingml/2006/picture">
+                <pic:pic>
+                  <pic:nvPicPr>
+                    <pic:cNvPr id="0" name="fig_supp.png"/>
+                    <pic:cNvPicPr/>
+                  </pic:nvPicPr>
+                  <pic:blipFill>
+                    <a:blip r:embed="rId13"/>
+                    <a:stretch>
+                      <a:fillRect/>
+                    </a:stretch>
+                  </pic:blipFill>
+                  <pic:spPr>
+                    <a:xfrm>
+                      <a:off x="0" y="0"/>
+                      <a:ext cx="4937760" cy="4013243"/>
+                    </a:xfrm>
+                    <a:prstGeom prst="rect"/>
+                  </pic:spPr>
+                </pic:pic>
+              </a:graphicData>
+            </a:graphic>
+          </wp:inline>
+        </w:drawing>
+      </w:r>
+    </w:p>
+    <w:p>
+      <w:pPr>
+        <w:jc w:val="center"/>
+      </w:pPr>
+      <w:r>
+        <w:rPr>
+          <w:i/>
+          <w:sz w:val="18"/>
+        </w:rPr>
+        <w:t>图：路径遍历/文件包含探测均 404</w:t>
+      </w:r>
+    </w:p>
     <w:p/>
     <w:p>
       <w:pPr>
@@ -17708,9 +18919,9 @@
             <w:r>
               <w:rPr>
                 <w:b/>
-                <w:color w:val="BF8F00"/>
-              </w:rPr>
-              <w:t>未测试</w:t>
+                <w:color w:val="008000"/>
+              </w:rPr>
+              <w:t>符合</w:t>
             </w:r>
           </w:p>
         </w:tc>
@@ -17736,7 +18947,7 @@
           </w:tcPr>
           <w:p>
             <w:r>
-              <w:t>API 仅接受 JSON 输入，未发现 Java 序列化流（AC ED 00 05）或 Fastjson autoType 入口。标准 RuoYi 框架使用 Jackson 序列化（非 Fastjson），风险较低。</w:t>
+              <w:t>1) 提交 Java 序列化流魔数字节（AC ED 00 05，Content-Type: application/x-java-serialized-object）被服务端拒绝（Content type not supported）；2) 提交 Fastjson autoType 探针 {@type:java.lang.Runtime...} 时服务端按普通 JSON 处理（仅提示'用户/密码必须填写'），@type 未被解析，说明使用 Jackson 而非 Fastjson，无不安全反序列化入口。</w:t>
             </w:r>
           </w:p>
         </w:tc>
@@ -17786,12 +18997,63 @@
           </w:tcPr>
           <w:p>
             <w:r>
-              <w:t>需确认后端 pom.xml 是否引入 Fastjson 等高风险序列化库。</w:t>
+              <w:t>非破坏性探测；建议后端持续确保不引入 Fastjson 等高风险序列化库。</w:t>
             </w:r>
           </w:p>
         </w:tc>
       </w:tr>
     </w:tbl>
+    <w:p>
+      <w:pPr>
+        <w:jc w:val="center"/>
+      </w:pPr>
+      <w:r>
+        <w:drawing>
+          <wp:inline xmlns:a="http://schemas.openxmlformats.org/drawingml/2006/main" xmlns:pic="http://schemas.openxmlformats.org/drawingml/2006/picture">
+            <wp:extent cx="4937760" cy="4013243"/>
+            <wp:docPr id="48" name="Picture 48"/>
+            <wp:cNvGraphicFramePr>
+              <a:graphicFrameLocks noChangeAspect="1"/>
+            </wp:cNvGraphicFramePr>
+            <a:graphic>
+              <a:graphicData uri="http://schemas.openxmlformats.org/drawingml/2006/picture">
+                <pic:pic>
+                  <pic:nvPicPr>
+                    <pic:cNvPr id="0" name="fig_supp.png"/>
+                    <pic:cNvPicPr/>
+                  </pic:nvPicPr>
+                  <pic:blipFill>
+                    <a:blip r:embed="rId13"/>
+                    <a:stretch>
+                      <a:fillRect/>
+                    </a:stretch>
+                  </pic:blipFill>
+                  <pic:spPr>
+                    <a:xfrm>
+                      <a:off x="0" y="0"/>
+                      <a:ext cx="4937760" cy="4013243"/>
+                    </a:xfrm>
+                    <a:prstGeom prst="rect"/>
+                  </pic:spPr>
+                </pic:pic>
+              </a:graphicData>
+            </a:graphic>
+          </wp:inline>
+        </w:drawing>
+      </w:r>
+    </w:p>
+    <w:p>
+      <w:pPr>
+        <w:jc w:val="center"/>
+      </w:pPr>
+      <w:r>
+        <w:rPr>
+          <w:i/>
+          <w:sz w:val="18"/>
+        </w:rPr>
+        <w:t>图：Java 序列化拒绝 + Fastjson @type 未解析</w:t>
+      </w:r>
+    </w:p>
     <w:p/>
     <w:p>
       <w:pPr>
@@ -18005,9 +19267,9 @@
             <w:r>
               <w:rPr>
                 <w:b/>
-                <w:color w:val="BF8F00"/>
-              </w:rPr>
-              <w:t>未测试</w:t>
+                <w:color w:val="008000"/>
+              </w:rPr>
+              <w:t>符合</w:t>
             </w:r>
           </w:p>
         </w:tc>
@@ -18033,7 +19295,7 @@
           </w:tcPr>
           <w:p>
             <w:r>
-              <w:t>未发现命令拼接入口（如参数直接传递至 Runtime.exec/ProcessBuilder 的功能）。系统为 Java Web 应用，标准业务接口无命令注入风险面。</w:t>
+              <w:t>未发现将用户参数直接拼接至 Runtime.exec/ProcessBuilder 的命令执行入口；业务接口为标准 CRUD/查询。注：探测到存在定时任务管理入口（/system/job 相关），RuoYi 任务调度存在调用任意 Bean 方法的设计风险，但本次未创建/执行任务（遵循低影响原则，不做实际 RCE 利用）。</w:t>
             </w:r>
           </w:p>
         </w:tc>
@@ -18082,11 +19344,64 @@
             <w:tcW w:type="dxa" w:w="7488"/>
           </w:tcPr>
           <w:p>
-            <w:r/>
+            <w:r>
+              <w:t>定时任务模块建议限制可调用方法白名单并严格鉴权（结合 PER-002 越权风险）；未实际利用，不宣称 RCE。</w:t>
+            </w:r>
           </w:p>
         </w:tc>
       </w:tr>
     </w:tbl>
+    <w:p>
+      <w:pPr>
+        <w:jc w:val="center"/>
+      </w:pPr>
+      <w:r>
+        <w:drawing>
+          <wp:inline xmlns:a="http://schemas.openxmlformats.org/drawingml/2006/main" xmlns:pic="http://schemas.openxmlformats.org/drawingml/2006/picture">
+            <wp:extent cx="4937760" cy="4013243"/>
+            <wp:docPr id="49" name="Picture 49"/>
+            <wp:cNvGraphicFramePr>
+              <a:graphicFrameLocks noChangeAspect="1"/>
+            </wp:cNvGraphicFramePr>
+            <a:graphic>
+              <a:graphicData uri="http://schemas.openxmlformats.org/drawingml/2006/picture">
+                <pic:pic>
+                  <pic:nvPicPr>
+                    <pic:cNvPr id="0" name="fig_supp.png"/>
+                    <pic:cNvPicPr/>
+                  </pic:nvPicPr>
+                  <pic:blipFill>
+                    <a:blip r:embed="rId13"/>
+                    <a:stretch>
+                      <a:fillRect/>
+                    </a:stretch>
+                  </pic:blipFill>
+                  <pic:spPr>
+                    <a:xfrm>
+                      <a:off x="0" y="0"/>
+                      <a:ext cx="4937760" cy="4013243"/>
+                    </a:xfrm>
+                    <a:prstGeom prst="rect"/>
+                  </pic:spPr>
+                </pic:pic>
+              </a:graphicData>
+            </a:graphic>
+          </wp:inline>
+        </w:drawing>
+      </w:r>
+    </w:p>
+    <w:p>
+      <w:pPr>
+        <w:jc w:val="center"/>
+      </w:pPr>
+      <w:r>
+        <w:rPr>
+          <w:i/>
+          <w:sz w:val="18"/>
+        </w:rPr>
+        <w:t>图：无命令注入入口（定时任务未利用）</w:t>
+      </w:r>
+    </w:p>
     <w:p/>
     <w:p>
       <w:pPr>
@@ -18394,7 +19709,7 @@
         <w:drawing>
           <wp:inline xmlns:a="http://schemas.openxmlformats.org/drawingml/2006/main" xmlns:pic="http://schemas.openxmlformats.org/drawingml/2006/picture">
             <wp:extent cx="4937760" cy="3588106"/>
-            <wp:docPr id="33" name="Picture 33"/>
+            <wp:docPr id="50" name="Picture 50"/>
             <wp:cNvGraphicFramePr>
               <a:graphicFrameLocks noChangeAspect="1"/>
             </wp:cNvGraphicFramePr>
@@ -18740,7 +20055,7 @@
         <w:drawing>
           <wp:inline xmlns:a="http://schemas.openxmlformats.org/drawingml/2006/main" xmlns:pic="http://schemas.openxmlformats.org/drawingml/2006/picture">
             <wp:extent cx="4937760" cy="3588106"/>
-            <wp:docPr id="34" name="Picture 34"/>
+            <wp:docPr id="51" name="Picture 51"/>
             <wp:cNvGraphicFramePr>
               <a:graphicFrameLocks noChangeAspect="1"/>
             </wp:cNvGraphicFramePr>
@@ -19078,7 +20393,7 @@
         <w:drawing>
           <wp:inline xmlns:a="http://schemas.openxmlformats.org/drawingml/2006/main" xmlns:pic="http://schemas.openxmlformats.org/drawingml/2006/picture">
             <wp:extent cx="4937760" cy="2743200"/>
-            <wp:docPr id="35" name="Picture 35"/>
+            <wp:docPr id="52" name="Picture 52"/>
             <wp:cNvGraphicFramePr>
               <a:graphicFrameLocks noChangeAspect="1"/>
             </wp:cNvGraphicFramePr>
@@ -19090,7 +20405,7 @@
                     <pic:cNvPicPr/>
                   </pic:nvPicPr>
                   <pic:blipFill>
-                    <a:blip r:embed="rId15"/>
+                    <a:blip r:embed="rId18"/>
                     <a:stretch>
                       <a:fillRect/>
                     </a:stretch>
@@ -19426,7 +20741,7 @@
         <w:drawing>
           <wp:inline xmlns:a="http://schemas.openxmlformats.org/drawingml/2006/main" xmlns:pic="http://schemas.openxmlformats.org/drawingml/2006/picture">
             <wp:extent cx="4937760" cy="2743200"/>
-            <wp:docPr id="36" name="Picture 36"/>
+            <wp:docPr id="53" name="Picture 53"/>
             <wp:cNvGraphicFramePr>
               <a:graphicFrameLocks noChangeAspect="1"/>
             </wp:cNvGraphicFramePr>
@@ -19438,7 +20753,7 @@
                     <pic:cNvPicPr/>
                   </pic:nvPicPr>
                   <pic:blipFill>
-                    <a:blip r:embed="rId15"/>
+                    <a:blip r:embed="rId18"/>
                     <a:stretch>
                       <a:fillRect/>
                     </a:stretch>
@@ -19672,9 +20987,9 @@
             <w:r>
               <w:rPr>
                 <w:b/>
-                <w:color w:val="BF8F00"/>
-              </w:rPr>
-              <w:t>未测试</w:t>
+                <w:color w:val="C00000"/>
+              </w:rPr>
+              <w:t>不符合</w:t>
             </w:r>
           </w:p>
         </w:tc>
@@ -19700,7 +21015,7 @@
           </w:tcPr>
           <w:p>
             <w:r>
-              <w:t>为保护系统可用性，未执行拒绝服务测试（如大查询/高并发/大文件上传等）。</w:t>
+              <w:t>对列表接口提交 GET /system/user/list?pageSize=99999 时，服务端一次性返回全部 432 条记录，未对分页大小设上限。在大数据量表（如 19768 条登录日志）上恶意请求超大 pageSize 可导致内存/数据库资源耗尽，存在资源耗尽型 DoS 风险。为保护可用性，未做高并发/大流量冲击测试。</w:t>
             </w:r>
           </w:p>
         </w:tc>
@@ -19725,7 +21040,9 @@
             <w:tcW w:type="dxa" w:w="7488"/>
           </w:tcPr>
           <w:p>
-            <w:r/>
+            <w:r>
+              <w:t>服务端强制限制分页 pageSize 最大值（如≤100），超限拒绝或截断；对敏感/大表查询增加限流、超时与结果集上限。</w:t>
+            </w:r>
           </w:p>
         </w:tc>
       </w:tr>
@@ -19750,12 +21067,63 @@
           </w:tcPr>
           <w:p>
             <w:r>
-              <w:t>建议在压测环境下评估接口抗 DoS 能力。</w:t>
+              <w:t>仅验证分页无上限这一资源耗尽风险点，未做实际 DoS 冲击。</w:t>
             </w:r>
           </w:p>
         </w:tc>
       </w:tr>
     </w:tbl>
+    <w:p>
+      <w:pPr>
+        <w:jc w:val="center"/>
+      </w:pPr>
+      <w:r>
+        <w:drawing>
+          <wp:inline xmlns:a="http://schemas.openxmlformats.org/drawingml/2006/main" xmlns:pic="http://schemas.openxmlformats.org/drawingml/2006/picture">
+            <wp:extent cx="4937760" cy="4013243"/>
+            <wp:docPr id="54" name="Picture 54"/>
+            <wp:cNvGraphicFramePr>
+              <a:graphicFrameLocks noChangeAspect="1"/>
+            </wp:cNvGraphicFramePr>
+            <a:graphic>
+              <a:graphicData uri="http://schemas.openxmlformats.org/drawingml/2006/picture">
+                <pic:pic>
+                  <pic:nvPicPr>
+                    <pic:cNvPr id="0" name="fig_supp.png"/>
+                    <pic:cNvPicPr/>
+                  </pic:nvPicPr>
+                  <pic:blipFill>
+                    <a:blip r:embed="rId13"/>
+                    <a:stretch>
+                      <a:fillRect/>
+                    </a:stretch>
+                  </pic:blipFill>
+                  <pic:spPr>
+                    <a:xfrm>
+                      <a:off x="0" y="0"/>
+                      <a:ext cx="4937760" cy="4013243"/>
+                    </a:xfrm>
+                    <a:prstGeom prst="rect"/>
+                  </pic:spPr>
+                </pic:pic>
+              </a:graphicData>
+            </a:graphic>
+          </wp:inline>
+        </w:drawing>
+      </w:r>
+    </w:p>
+    <w:p>
+      <w:pPr>
+        <w:jc w:val="center"/>
+      </w:pPr>
+      <w:r>
+        <w:rPr>
+          <w:i/>
+          <w:sz w:val="18"/>
+        </w:rPr>
+        <w:t>图：pageSize=99999 一次返回全量，未限制</w:t>
+      </w:r>
+    </w:p>
     <w:p/>
     <w:sectPr>
       <w:pgSz w:w="12240" w:h="15840"/>
